--- a/competition/技术报告_校订版_个人参赛.docx
+++ b/competition/技术报告_校订版_个人参赛.docx
@@ -189,6 +189,786 @@
     </w:p>
     <w:p>
       <w:pPr>
+        <w:p>
+          <w:pPr>
+            <w:jc w:val="center"/>
+            <w:spacing w:before="120" w:after="40"/>
+          </w:pPr>
+          <w:r>
+            <w:drawing>
+              <wp:inline distT="0" distB="0" distL="0" distR="0">
+                <wp:extent cx="5220000" cy="3276236"/>
+                <wp:docPr id="1002" name="image1.png"/>
+                <a:graphic xmlns:a="http://schemas.openxmlformats.org/drawingml/2006/main">
+                  <a:graphicData uri="http://schemas.openxmlformats.org/drawingml/2006/picture">
+                    <pic:pic xmlns:pic="http://schemas.openxmlformats.org/drawingml/2006/picture">
+                      <pic:nvPicPr>
+                        <pic:cNvPr id="1002" name="image1.png"/>
+                        <pic:cNvPicPr/>
+                      </pic:nvPicPr>
+                      <pic:blipFill>
+                        <a:blip r:embed="rId11"/>
+                        <a:stretch>
+                          <a:fillRect/>
+                        </a:stretch>
+                      </pic:blipFill>
+                      <pic:spPr>
+                        <a:xfrm>
+                          <a:off x="0" y="0"/>
+                          <a:ext cx="5220000" cy="3276236"/>
+                        </a:xfrm>
+                        <a:prstGeom prst="rect">
+                          <a:avLst/>
+                        </a:prstGeom>
+                      </pic:spPr>
+                    </pic:pic>
+                  </a:graphicData>
+                </a:graphic>
+              </wp:inline>
+            </w:drawing>
+          </w:r>
+        </w:p>
+        <w:p>
+          <w:pPr>
+            <w:jc w:val="center"/>
+            <w:spacing w:after="40"/>
+          </w:pPr>
+          <w:r>
+            <w:rPr>
+              <w:b/>
+              <w:sz w:val="19"/>
+            </w:rPr>
+            <w:t xml:space="preserve">图13-1  系统四层架构与七环节闭环</w:t>
+          </w:r>
+        </w:p>
+        <w:p>
+          <w:pPr>
+            <w:jc w:val="center"/>
+            <w:spacing w:after="200"/>
+          </w:pPr>
+          <w:r>
+            <w:rPr>
+              <w:sz w:val="18"/>
+              <w:color w:val="595959"/>
+            </w:rPr>
+            <w:t xml:space="preserve">数据层 / 算法层 / 平台服务层 / 应用交互层，以及“采集→判定→分级→确认→处置→留痕→复盘回流”的闭环。</w:t>
+          </w:r>
+        </w:p>
+        <w:p>
+          <w:pPr>
+            <w:jc w:val="center"/>
+            <w:spacing w:before="120" w:after="40"/>
+          </w:pPr>
+          <w:r>
+            <w:drawing>
+              <wp:inline distT="0" distB="0" distL="0" distR="0">
+                <wp:extent cx="5220000" cy="2579706"/>
+                <wp:docPr id="1003" name="image2.png"/>
+                <a:graphic xmlns:a="http://schemas.openxmlformats.org/drawingml/2006/main">
+                  <a:graphicData uri="http://schemas.openxmlformats.org/drawingml/2006/picture">
+                    <pic:pic xmlns:pic="http://schemas.openxmlformats.org/drawingml/2006/picture">
+                      <pic:nvPicPr>
+                        <pic:cNvPr id="1003" name="image2.png"/>
+                        <pic:cNvPicPr/>
+                      </pic:nvPicPr>
+                      <pic:blipFill>
+                        <a:blip r:embed="rId12"/>
+                        <a:stretch>
+                          <a:fillRect/>
+                        </a:stretch>
+                      </pic:blipFill>
+                      <pic:spPr>
+                        <a:xfrm>
+                          <a:off x="0" y="0"/>
+                          <a:ext cx="5220000" cy="2579706"/>
+                        </a:xfrm>
+                        <a:prstGeom prst="rect">
+                          <a:avLst/>
+                        </a:prstGeom>
+                      </pic:spPr>
+                    </pic:pic>
+                  </a:graphicData>
+                </a:graphic>
+              </wp:inline>
+            </w:drawing>
+          </w:r>
+        </w:p>
+        <w:p>
+          <w:pPr>
+            <w:jc w:val="center"/>
+            <w:spacing w:after="40"/>
+          </w:pPr>
+          <w:r>
+            <w:rPr>
+              <w:b/>
+              <w:sz w:val="19"/>
+            </w:rPr>
+            <w:t xml:space="preserve">图13-2  检测—处置—复盘作业流程</w:t>
+          </w:r>
+        </w:p>
+        <w:p>
+          <w:pPr>
+            <w:jc w:val="center"/>
+            <w:spacing w:after="200"/>
+          </w:pPr>
+          <w:r>
+            <w:rPr>
+              <w:sz w:val="18"/>
+              <w:color w:val="595959"/>
+            </w:rPr>
+            <w:t xml:space="preserve">含下发后的回读校验、失败回滚，以及未知形态“观察池→待研判→结论回流→增量重训”的出口。</w:t>
+          </w:r>
+        </w:p>
+        <w:p>
+          <w:pPr>
+            <w:jc w:val="center"/>
+            <w:spacing w:before="120" w:after="40"/>
+          </w:pPr>
+          <w:r>
+            <w:drawing>
+              <wp:inline distT="0" distB="0" distL="0" distR="0">
+                <wp:extent cx="5220000" cy="2725539"/>
+                <wp:docPr id="1004" name="image3.png"/>
+                <a:graphic xmlns:a="http://schemas.openxmlformats.org/drawingml/2006/main">
+                  <a:graphicData uri="http://schemas.openxmlformats.org/drawingml/2006/picture">
+                    <pic:pic xmlns:pic="http://schemas.openxmlformats.org/drawingml/2006/picture">
+                      <pic:nvPicPr>
+                        <pic:cNvPr id="1004" name="image3.png"/>
+                        <pic:cNvPicPr/>
+                      </pic:nvPicPr>
+                      <pic:blipFill>
+                        <a:blip r:embed="rId13"/>
+                        <a:stretch>
+                          <a:fillRect/>
+                        </a:stretch>
+                      </pic:blipFill>
+                      <pic:spPr>
+                        <a:xfrm>
+                          <a:off x="0" y="0"/>
+                          <a:ext cx="5220000" cy="2725539"/>
+                        </a:xfrm>
+                        <a:prstGeom prst="rect">
+                          <a:avLst/>
+                        </a:prstGeom>
+                      </pic:spPr>
+                    </pic:pic>
+                  </a:graphicData>
+                </a:graphic>
+              </wp:inline>
+            </w:drawing>
+          </w:r>
+        </w:p>
+        <w:p>
+          <w:pPr>
+            <w:jc w:val="center"/>
+            <w:spacing w:after="40"/>
+          </w:pPr>
+          <w:r>
+            <w:rPr>
+              <w:b/>
+              <w:sz w:val="19"/>
+            </w:rPr>
+            <w:t xml:space="preserve">图13-3  一页纸结论（关键数字与证据链）</w:t>
+          </w:r>
+        </w:p>
+        <w:p>
+          <w:pPr>
+            <w:jc w:val="center"/>
+            <w:spacing w:after="200"/>
+          </w:pPr>
+          <w:r>
+            <w:rPr>
+              <w:sz w:val="18"/>
+              <w:color w:val="595959"/>
+            </w:rPr>
+            <w:t xml:space="preserve">由 tools/make_onepager.py 生成，图上数字全部取自磁盘产物。</w:t>
+          </w:r>
+        </w:p>
+        <w:p>
+          <w:pPr>
+            <w:jc w:val="center"/>
+            <w:spacing w:before="120" w:after="40"/>
+          </w:pPr>
+          <w:r>
+            <w:drawing>
+              <wp:inline distT="0" distB="0" distL="0" distR="0">
+                <wp:extent cx="5220000" cy="2073939"/>
+                <wp:docPr id="1005" name="image4.png"/>
+                <a:graphic xmlns:a="http://schemas.openxmlformats.org/drawingml/2006/main">
+                  <a:graphicData uri="http://schemas.openxmlformats.org/drawingml/2006/picture">
+                    <pic:pic xmlns:pic="http://schemas.openxmlformats.org/drawingml/2006/picture">
+                      <pic:nvPicPr>
+                        <pic:cNvPr id="1005" name="image4.png"/>
+                        <pic:cNvPicPr/>
+                      </pic:nvPicPr>
+                      <pic:blipFill>
+                        <a:blip r:embed="rId14"/>
+                        <a:stretch>
+                          <a:fillRect/>
+                        </a:stretch>
+                      </pic:blipFill>
+                      <pic:spPr>
+                        <a:xfrm>
+                          <a:off x="0" y="0"/>
+                          <a:ext cx="5220000" cy="2073939"/>
+                        </a:xfrm>
+                        <a:prstGeom prst="rect">
+                          <a:avLst/>
+                        </a:prstGeom>
+                      </pic:spPr>
+                    </pic:pic>
+                  </a:graphicData>
+                </a:graphic>
+              </wp:inline>
+            </w:drawing>
+          </w:r>
+        </w:p>
+        <w:p>
+          <w:pPr>
+            <w:jc w:val="center"/>
+            <w:spacing w:after="40"/>
+          </w:pPr>
+          <w:r>
+            <w:rPr>
+              <w:b/>
+              <w:sz w:val="19"/>
+            </w:rPr>
+            <w:t xml:space="preserve">图13-4  主模型混淆矩阵（8 类，seed 0）</w:t>
+          </w:r>
+        </w:p>
+        <w:p>
+          <w:pPr>
+            <w:jc w:val="center"/>
+            <w:spacing w:after="200"/>
+          </w:pPr>
+          <w:r>
+            <w:rPr>
+              <w:sz w:val="18"/>
+              <w:color w:val="595959"/>
+            </w:rPr>
+            <w:t xml:space="preserve">对应表8-2 的宏平均 F1 0.9940；逐类识别率见 results/per_class_online.md。</w:t>
+          </w:r>
+        </w:p>
+        <w:p>
+          <w:pPr>
+            <w:jc w:val="center"/>
+            <w:spacing w:before="120" w:after="40"/>
+          </w:pPr>
+          <w:r>
+            <w:drawing>
+              <wp:inline distT="0" distB="0" distL="0" distR="0">
+                <wp:extent cx="5220000" cy="1984540"/>
+                <wp:docPr id="1006" name="image5.png"/>
+                <a:graphic xmlns:a="http://schemas.openxmlformats.org/drawingml/2006/main">
+                  <a:graphicData uri="http://schemas.openxmlformats.org/drawingml/2006/picture">
+                    <pic:pic xmlns:pic="http://schemas.openxmlformats.org/drawingml/2006/picture">
+                      <pic:nvPicPr>
+                        <pic:cNvPr id="1006" name="image5.png"/>
+                        <pic:cNvPicPr/>
+                      </pic:nvPicPr>
+                      <pic:blipFill>
+                        <a:blip r:embed="rId15"/>
+                        <a:stretch>
+                          <a:fillRect/>
+                        </a:stretch>
+                      </pic:blipFill>
+                      <pic:spPr>
+                        <a:xfrm>
+                          <a:off x="0" y="0"/>
+                          <a:ext cx="5220000" cy="1984540"/>
+                        </a:xfrm>
+                        <a:prstGeom prst="rect">
+                          <a:avLst/>
+                        </a:prstGeom>
+                      </pic:spPr>
+                    </pic:pic>
+                  </a:graphicData>
+                </a:graphic>
+              </wp:inline>
+            </w:drawing>
+          </w:r>
+        </w:p>
+        <w:p>
+          <w:pPr>
+            <w:jc w:val="center"/>
+            <w:spacing w:after="40"/>
+          </w:pPr>
+          <w:r>
+            <w:rPr>
+              <w:b/>
+              <w:sz w:val="19"/>
+            </w:rPr>
+            <w:t xml:space="preserve">图13-5  多分类 ROC / PR 曲线</w:t>
+          </w:r>
+        </w:p>
+        <w:p>
+          <w:pPr>
+            <w:jc w:val="center"/>
+            <w:spacing w:after="200"/>
+          </w:pPr>
+          <w:r>
+            <w:rPr>
+              <w:sz w:val="18"/>
+              <w:color w:val="595959"/>
+            </w:rPr>
+            <w:t xml:space="preserve">同一工作点下的类间可分性；用于说明“准确率”之外的口径。</w:t>
+          </w:r>
+        </w:p>
+        <w:p>
+          <w:pPr>
+            <w:jc w:val="center"/>
+            <w:spacing w:before="120" w:after="40"/>
+          </w:pPr>
+          <w:r>
+            <w:drawing>
+              <wp:inline distT="0" distB="0" distL="0" distR="0">
+                <wp:extent cx="5220000" cy="2938715"/>
+                <wp:docPr id="1007" name="image6.png"/>
+                <a:graphic xmlns:a="http://schemas.openxmlformats.org/drawingml/2006/main">
+                  <a:graphicData uri="http://schemas.openxmlformats.org/drawingml/2006/picture">
+                    <pic:pic xmlns:pic="http://schemas.openxmlformats.org/drawingml/2006/picture">
+                      <pic:nvPicPr>
+                        <pic:cNvPr id="1007" name="image6.png"/>
+                        <pic:cNvPicPr/>
+                      </pic:nvPicPr>
+                      <pic:blipFill>
+                        <a:blip r:embed="rId16"/>
+                        <a:stretch>
+                          <a:fillRect/>
+                        </a:stretch>
+                      </pic:blipFill>
+                      <pic:spPr>
+                        <a:xfrm>
+                          <a:off x="0" y="0"/>
+                          <a:ext cx="5220000" cy="2938715"/>
+                        </a:xfrm>
+                        <a:prstGeom prst="rect">
+                          <a:avLst/>
+                        </a:prstGeom>
+                      </pic:spPr>
+                    </pic:pic>
+                  </a:graphicData>
+                </a:graphic>
+              </wp:inline>
+            </w:drawing>
+          </w:r>
+        </w:p>
+        <w:p>
+          <w:pPr>
+            <w:jc w:val="center"/>
+            <w:spacing w:after="40"/>
+          </w:pPr>
+          <w:r>
+            <w:rPr>
+              <w:b/>
+              <w:sz w:val="19"/>
+            </w:rPr>
+            <w:t xml:space="preserve">图13-6  在线告警时间线（片段召回与检测时延）</w:t>
+          </w:r>
+        </w:p>
+        <w:p>
+          <w:pPr>
+            <w:jc w:val="center"/>
+            <w:spacing w:after="200"/>
+          </w:pPr>
+          <w:r>
+            <w:rPr>
+              <w:sz w:val="18"/>
+              <w:color w:val="595959"/>
+            </w:rPr>
+            <w:t xml:space="preserve">告警级口径：连续确认下的片段召回与每段检测时延，对应表8-2 的片段召回 100%。</w:t>
+          </w:r>
+        </w:p>
+        <w:p>
+          <w:pPr>
+            <w:jc w:val="center"/>
+            <w:spacing w:before="120" w:after="40"/>
+          </w:pPr>
+          <w:r>
+            <w:drawing>
+              <wp:inline distT="0" distB="0" distL="0" distR="0">
+                <wp:extent cx="5220000" cy="1958298"/>
+                <wp:docPr id="1008" name="image7.png"/>
+                <a:graphic xmlns:a="http://schemas.openxmlformats.org/drawingml/2006/main">
+                  <a:graphicData uri="http://schemas.openxmlformats.org/drawingml/2006/picture">
+                    <pic:pic xmlns:pic="http://schemas.openxmlformats.org/drawingml/2006/picture">
+                      <pic:nvPicPr>
+                        <pic:cNvPr id="1008" name="image7.png"/>
+                        <pic:cNvPicPr/>
+                      </pic:nvPicPr>
+                      <pic:blipFill>
+                        <a:blip r:embed="rId17"/>
+                        <a:stretch>
+                          <a:fillRect/>
+                        </a:stretch>
+                      </pic:blipFill>
+                      <pic:spPr>
+                        <a:xfrm>
+                          <a:off x="0" y="0"/>
+                          <a:ext cx="5220000" cy="1958298"/>
+                        </a:xfrm>
+                        <a:prstGeom prst="rect">
+                          <a:avLst/>
+                        </a:prstGeom>
+                      </pic:spPr>
+                    </pic:pic>
+                  </a:graphicData>
+                </a:graphic>
+              </wp:inline>
+            </w:drawing>
+          </w:r>
+        </w:p>
+        <w:p>
+          <w:pPr>
+            <w:jc w:val="center"/>
+            <w:spacing w:after="40"/>
+          </w:pPr>
+          <w:r>
+            <w:rPr>
+              <w:b/>
+              <w:sz w:val="19"/>
+            </w:rPr>
+            <w:t xml:space="preserve">图13-7  误报 → 人工排查工时换算</w:t>
+          </w:r>
+        </w:p>
+        <w:p>
+          <w:pPr>
+            <w:jc w:val="center"/>
+            <w:spacing w:after="200"/>
+          </w:pPr>
+          <w:r>
+            <w:rPr>
+              <w:sz w:val="18"/>
+              <w:color w:val="595959"/>
+            </w:rPr>
+            <w:t xml:space="preserve">把每小时误报折算为每天工时，对应表8-3（22.54 h/天 → 3.58 h/天）。</w:t>
+          </w:r>
+        </w:p>
+        <w:p>
+          <w:pPr>
+            <w:jc w:val="center"/>
+            <w:spacing w:before="120" w:after="40"/>
+          </w:pPr>
+          <w:r>
+            <w:drawing>
+              <wp:inline distT="0" distB="0" distL="0" distR="0">
+                <wp:extent cx="5220000" cy="1954520"/>
+                <wp:docPr id="1009" name="image8.png"/>
+                <a:graphic xmlns:a="http://schemas.openxmlformats.org/drawingml/2006/main">
+                  <a:graphicData uri="http://schemas.openxmlformats.org/drawingml/2006/picture">
+                    <pic:pic xmlns:pic="http://schemas.openxmlformats.org/drawingml/2006/picture">
+                      <pic:nvPicPr>
+                        <pic:cNvPr id="1009" name="image8.png"/>
+                        <pic:cNvPicPr/>
+                      </pic:nvPicPr>
+                      <pic:blipFill>
+                        <a:blip r:embed="rId18"/>
+                        <a:stretch>
+                          <a:fillRect/>
+                        </a:stretch>
+                      </pic:blipFill>
+                      <pic:spPr>
+                        <a:xfrm>
+                          <a:off x="0" y="0"/>
+                          <a:ext cx="5220000" cy="1954520"/>
+                        </a:xfrm>
+                        <a:prstGeom prst="rect">
+                          <a:avLst/>
+                        </a:prstGeom>
+                      </pic:spPr>
+                    </pic:pic>
+                  </a:graphicData>
+                </a:graphic>
+              </wp:inline>
+            </w:drawing>
+          </w:r>
+        </w:p>
+        <w:p>
+          <w:pPr>
+            <w:jc w:val="center"/>
+            <w:spacing w:after="40"/>
+          </w:pPr>
+          <w:r>
+            <w:rPr>
+              <w:b/>
+              <w:sz w:val="19"/>
+            </w:rPr>
+            <w:t xml:space="preserve">图13-8  窗口长度消融（部署级结论）</w:t>
+          </w:r>
+        </w:p>
+        <w:p>
+          <w:pPr>
+            <w:jc w:val="center"/>
+            <w:spacing w:after="200"/>
+          </w:pPr>
+          <w:r>
+            <w:rPr>
+              <w:sz w:val="18"/>
+              <w:color w:val="595959"/>
+            </w:rPr>
+            <w:t xml:space="preserve">T=16 → 32：误报由 28.31 次/小时降至 0.11 次/小时，代价是约 26 ms 额外时延。</w:t>
+          </w:r>
+        </w:p>
+        <w:p>
+          <w:pPr>
+            <w:jc w:val="center"/>
+            <w:spacing w:before="120" w:after="40"/>
+          </w:pPr>
+          <w:r>
+            <w:drawing>
+              <wp:inline distT="0" distB="0" distL="0" distR="0">
+                <wp:extent cx="5220000" cy="1821424"/>
+                <wp:docPr id="1010" name="image9.png"/>
+                <a:graphic xmlns:a="http://schemas.openxmlformats.org/drawingml/2006/main">
+                  <a:graphicData uri="http://schemas.openxmlformats.org/drawingml/2006/picture">
+                    <pic:pic xmlns:pic="http://schemas.openxmlformats.org/drawingml/2006/picture">
+                      <pic:nvPicPr>
+                        <pic:cNvPr id="1010" name="image9.png"/>
+                        <pic:cNvPicPr/>
+                      </pic:nvPicPr>
+                      <pic:blipFill>
+                        <a:blip r:embed="rId19"/>
+                        <a:stretch>
+                          <a:fillRect/>
+                        </a:stretch>
+                      </pic:blipFill>
+                      <pic:spPr>
+                        <a:xfrm>
+                          <a:off x="0" y="0"/>
+                          <a:ext cx="5220000" cy="1821424"/>
+                        </a:xfrm>
+                        <a:prstGeom prst="rect">
+                          <a:avLst/>
+                        </a:prstGeom>
+                      </pic:spPr>
+                    </pic:pic>
+                  </a:graphicData>
+                </a:graphic>
+              </wp:inline>
+            </w:drawing>
+          </w:r>
+        </w:p>
+        <w:p>
+          <w:pPr>
+            <w:jc w:val="center"/>
+            <w:spacing w:after="40"/>
+          </w:pPr>
+          <w:r>
+            <w:rPr>
+              <w:b/>
+              <w:sz w:val="19"/>
+            </w:rPr>
+            <w:t xml:space="preserve">图13-9  对抗鲁棒性与缓解效果</w:t>
+          </w:r>
+        </w:p>
+        <w:p>
+          <w:pPr>
+            <w:jc w:val="center"/>
+            <w:spacing w:after="200"/>
+          </w:pPr>
+          <w:r>
+            <w:rPr>
+              <w:sz w:val="18"/>
+              <w:color w:val="595959"/>
+            </w:rPr>
+            <w:t xml:space="preserve">白盒 L∞ 定向扰动使逃逸率升至 73%；对抗训练收益 +0.1237、干净精度代价 −0.0069。</w:t>
+          </w:r>
+        </w:p>
+        <w:p>
+          <w:pPr>
+            <w:jc w:val="center"/>
+            <w:spacing w:before="120" w:after="40"/>
+          </w:pPr>
+          <w:r>
+            <w:drawing>
+              <wp:inline distT="0" distB="0" distL="0" distR="0">
+                <wp:extent cx="5220000" cy="3262500"/>
+                <wp:docPr id="1011" name="image10.png"/>
+                <a:graphic xmlns:a="http://schemas.openxmlformats.org/drawingml/2006/main">
+                  <a:graphicData uri="http://schemas.openxmlformats.org/drawingml/2006/picture">
+                    <pic:pic xmlns:pic="http://schemas.openxmlformats.org/drawingml/2006/picture">
+                      <pic:nvPicPr>
+                        <pic:cNvPr id="1011" name="image10.png"/>
+                        <pic:cNvPicPr/>
+                      </pic:nvPicPr>
+                      <pic:blipFill>
+                        <a:blip r:embed="rId20"/>
+                        <a:stretch>
+                          <a:fillRect/>
+                        </a:stretch>
+                      </pic:blipFill>
+                      <pic:spPr>
+                        <a:xfrm>
+                          <a:off x="0" y="0"/>
+                          <a:ext cx="5220000" cy="3262500"/>
+                        </a:xfrm>
+                        <a:prstGeom prst="rect">
+                          <a:avLst/>
+                        </a:prstGeom>
+                      </pic:spPr>
+                    </pic:pic>
+                  </a:graphicData>
+                </a:graphic>
+              </wp:inline>
+            </w:drawing>
+          </w:r>
+        </w:p>
+        <w:p>
+          <w:pPr>
+            <w:jc w:val="center"/>
+            <w:spacing w:after="40"/>
+          </w:pPr>
+          <w:r>
+            <w:rPr>
+              <w:b/>
+              <w:sz w:val="19"/>
+            </w:rPr>
+            <w:t xml:space="preserve">图13-10  演示大屏：攻击告警实时态势</w:t>
+          </w:r>
+        </w:p>
+        <w:p>
+          <w:pPr>
+            <w:jc w:val="center"/>
+            <w:spacing w:after="200"/>
+          </w:pPr>
+          <w:r>
+            <w:rPr>
+              <w:sz w:val="18"/>
+              <w:color w:val="595959"/>
+            </w:rPr>
+            <w:t xml:space="preserve">离线可用的大屏（端口 5070）：实时曲线、处置控制台、审计台账与服务状态条。</w:t>
+          </w:r>
+        </w:p>
+        <w:p>
+          <w:pPr>
+            <w:jc w:val="center"/>
+            <w:spacing w:before="120" w:after="40"/>
+          </w:pPr>
+          <w:r>
+            <w:drawing>
+              <wp:inline distT="0" distB="0" distL="0" distR="0">
+                <wp:extent cx="5220000" cy="3262500"/>
+                <wp:docPr id="1012" name="image11.png"/>
+                <a:graphic xmlns:a="http://schemas.openxmlformats.org/drawingml/2006/main">
+                  <a:graphicData uri="http://schemas.openxmlformats.org/drawingml/2006/picture">
+                    <pic:pic xmlns:pic="http://schemas.openxmlformats.org/drawingml/2006/picture">
+                      <pic:nvPicPr>
+                        <pic:cNvPr id="1012" name="image11.png"/>
+                        <pic:cNvPicPr/>
+                      </pic:nvPicPr>
+                      <pic:blipFill>
+                        <a:blip r:embed="rId21"/>
+                        <a:stretch>
+                          <a:fillRect/>
+                        </a:stretch>
+                      </pic:blipFill>
+                      <pic:spPr>
+                        <a:xfrm>
+                          <a:off x="0" y="0"/>
+                          <a:ext cx="5220000" cy="3262500"/>
+                        </a:xfrm>
+                        <a:prstGeom prst="rect">
+                          <a:avLst/>
+                        </a:prstGeom>
+                      </pic:spPr>
+                    </pic:pic>
+                  </a:graphicData>
+                </a:graphic>
+              </wp:inline>
+            </w:drawing>
+          </w:r>
+        </w:p>
+        <w:p>
+          <w:pPr>
+            <w:jc w:val="center"/>
+            <w:spacing w:after="40"/>
+          </w:pPr>
+          <w:r>
+            <w:rPr>
+              <w:b/>
+              <w:sz w:val="19"/>
+            </w:rPr>
+            <w:t xml:space="preserve">图13-11  复核台：待研判队列与观察池</w:t>
+          </w:r>
+        </w:p>
+        <w:p>
+          <w:pPr>
+            <w:jc w:val="center"/>
+            <w:spacing w:after="200"/>
+          </w:pPr>
+          <w:r>
+            <w:rPr>
+              <w:sz w:val="18"/>
+              <w:color w:val="595959"/>
+            </w:rPr>
+            <w:t xml:space="preserve">值班员对未知告警一键给结论（确认攻击 / 判为正常），结论按 review_id 回流为训练样本。</w:t>
+          </w:r>
+        </w:p>
+        <w:p>
+          <w:pPr>
+            <w:jc w:val="center"/>
+            <w:spacing w:before="120" w:after="40"/>
+          </w:pPr>
+          <w:r>
+            <w:drawing>
+              <wp:inline distT="0" distB="0" distL="0" distR="0">
+                <wp:extent cx="5220000" cy="10798875"/>
+                <wp:docPr id="1013" name="image12.png"/>
+                <a:graphic xmlns:a="http://schemas.openxmlformats.org/drawingml/2006/main">
+                  <a:graphicData uri="http://schemas.openxmlformats.org/drawingml/2006/picture">
+                    <pic:pic xmlns:pic="http://schemas.openxmlformats.org/drawingml/2006/picture">
+                      <pic:nvPicPr>
+                        <pic:cNvPr id="1013" name="image12.png"/>
+                        <pic:cNvPicPr/>
+                      </pic:nvPicPr>
+                      <pic:blipFill>
+                        <a:blip r:embed="rId22"/>
+                        <a:stretch>
+                          <a:fillRect/>
+                        </a:stretch>
+                      </pic:blipFill>
+                      <pic:spPr>
+                        <a:xfrm>
+                          <a:off x="0" y="0"/>
+                          <a:ext cx="5220000" cy="10798875"/>
+                        </a:xfrm>
+                        <a:prstGeom prst="rect">
+                          <a:avLst/>
+                        </a:prstGeom>
+                      </pic:spPr>
+                    </pic:pic>
+                  </a:graphicData>
+                </a:graphic>
+              </wp:inline>
+            </w:drawing>
+          </w:r>
+        </w:p>
+        <w:p>
+          <w:pPr>
+            <w:jc w:val="center"/>
+            <w:spacing w:after="40"/>
+          </w:pPr>
+          <w:r>
+            <w:rPr>
+              <w:b/>
+              <w:sz w:val="19"/>
+            </w:rPr>
+            <w:t xml:space="preserve">图13-12  评审视图（工作点与可验证性）</w:t>
+          </w:r>
+        </w:p>
+        <w:p>
+          <w:pPr>
+            <w:jc w:val="center"/>
+            <w:spacing w:after="200"/>
+          </w:pPr>
+          <w:r>
+            <w:rPr>
+              <w:sz w:val="18"/>
+              <w:color w:val="595959"/>
+            </w:rPr>
+            <w:t xml:space="preserve">一屏给出工作点选择器、对照实验记录与可验证性面板，数字读自 /api/judge 的真实产物。</w:t>
+          </w:r>
+        </w:p>
         <w:sectPr>
           <w:pgSz w:w="11906" w:h="16838"/>
           <w:pgMar w:top="1417" w:right="1417" w:bottom="1417" w:left="1417" w:header="720" w:footer="720" w:gutter="0"/>
@@ -5627,7 +6407,37 @@
           <w:b w:val="0"/>
           <w:sz w:val="24"/>
         </w:rPr>
-        <w:t>开源工程仓库说明，一键部署复现操作步骤。数据集说明：自研仿真数据集生成脚本，公开数据集来源与哈希校验说明。第三方开源资源清单，各组件版本、许可证说明。</w:t>
+        <w:t xml:space="preserve">开源仓库：https://github.com/camilia-liquor/sdn-anomaly-detection（Apache-2.0 许可）。仓库包含 src/（13 个功能模块）、tools/（41 个脚本，含交付自检）、app/（在线检测服务与演示大屏）、integrations/（Ryu 控制器适配层）、tests/（三套测试）；开源及第三方资源清单见 competition/01_开源及第三方资源使用清单.md（19 项，逐项标注许可义务与自研边界）。</w:t>
+      </w:r>
+    </w:p>
+    <w:p>
+      <w:pPr>
+        <w:spacing w:after="0" w:before="0" w:line="360" w:lineRule="auto"/>
+        <w:ind w:firstLineChars="200" w:firstLine="480"/>
+        <w:jc w:val="both"/>
+      </w:pPr>
+      <w:r>
+        <w:rPr>
+          <w:rFonts w:ascii="Times New Roman" w:hAnsi="Times New Roman" w:eastAsia="宋体"/>
+          <w:b w:val="0"/>
+          <w:sz w:val="24"/>
+        </w:rPr>
+        <w:t xml:space="preserve">一键复现：python run_all.py 完成“数据生成 → 训练 → 三套评估 → 出图”全流程；门禁 python tools/cida.py verify 依次跑单元测试 22 项、Ryu 适配层行为测试 58 项、pcap 解析测试 58 项与 130 项交付自检；统一入口 tools/cida.py 提供 doctor / status / demo / guard / verify / inventory / config / retrain 八条子命令，用于体检、巡检、演示、验收与回流重训。</w:t>
+      </w:r>
+    </w:p>
+    <w:p>
+      <w:pPr>
+        <w:spacing w:after="0" w:before="0" w:line="360" w:lineRule="auto"/>
+        <w:ind w:firstLineChars="200" w:firstLine="480"/>
+        <w:jc w:val="both"/>
+      </w:pPr>
+      <w:r>
+        <w:rPr>
+          <w:rFonts w:ascii="Times New Roman" w:hAnsi="Times New Roman" w:eastAsia="宋体"/>
+          <w:b w:val="0"/>
+          <w:sz w:val="24"/>
+        </w:rPr>
+        <w:t xml:space="preserve">数据与资源：自研仿真生成器可复现产出双 schema 数据（84 列 CICFlowMeter 同构口径、控制器原生 22 列口径，含难度旋钮）；6 份公开真实数据集的来源、许可与校验记录见 results/real_datasets.md，本工程**不分发数据集本体**；样例抓包由自研脚本生成（samples/sample_capture.pcap）。全部结论均可对回 results/ 下的产物文件。</w:t>
       </w:r>
     </w:p>
     <w:p>
@@ -5657,7 +6467,7 @@
           <w:b w:val="0"/>
           <w:sz w:val="24"/>
         </w:rPr>
-        <w:t>[1] SDN网络安全、异常流量检测相关学术论文</w:t>
+        <w:t xml:space="preserve">[1] OpenFlow Switch Specification 1.3.x，Open Networking Foundation（线协议规范，本工程按此实现编解码并做字节级校验）https://opennetworking.org/software-defined-standards/specifications/</w:t>
       </w:r>
     </w:p>
     <w:p>
@@ -5672,7 +6482,7 @@
           <w:b w:val="0"/>
           <w:sz w:val="24"/>
         </w:rPr>
-        <w:t>[2] Mininet、Ryu控制器官方文档</w:t>
+        <w:t xml:space="preserve">[2] Ryu SDN Framework 官方文档（控制器与本工程适配层所用框架）https://ryu.readthedocs.io/</w:t>
       </w:r>
     </w:p>
     <w:p>
@@ -5687,7 +6497,97 @@
           <w:b w:val="0"/>
           <w:sz w:val="24"/>
         </w:rPr>
-        <w:t>[3] 深度学习时序异常检测相关文献</w:t>
+        <w:t xml:space="preserve">[3] Mininet 官方文档（SDN 仿真环境）http://mininet.org/</w:t>
+      </w:r>
+    </w:p>
+    <w:p>
+      <w:pPr>
+        <w:spacing w:after="0" w:before="0" w:line="360" w:lineRule="auto"/>
+        <w:ind w:firstLineChars="200" w:firstLine="480"/>
+        <w:jc w:val="both"/>
+      </w:pPr>
+      <w:r>
+        <w:rPr>
+          <w:rFonts w:ascii="Times New Roman" w:hAnsi="Times New Roman" w:eastAsia="宋体"/>
+          <w:b w:val="0"/>
+          <w:sz w:val="24"/>
+        </w:rPr>
+        <w:t xml:space="preserve">[4] TensorFlow 官方文档 https://www.tensorflow.org/ ；Keras 官方文档 https://keras.io/</w:t>
+      </w:r>
+    </w:p>
+    <w:p>
+      <w:pPr>
+        <w:spacing w:after="0" w:before="0" w:line="360" w:lineRule="auto"/>
+        <w:ind w:firstLineChars="200" w:firstLine="480"/>
+        <w:jc w:val="both"/>
+      </w:pPr>
+      <w:r>
+        <w:rPr>
+          <w:rFonts w:ascii="Times New Roman" w:hAnsi="Times New Roman" w:eastAsia="宋体"/>
+          <w:b w:val="0"/>
+          <w:sz w:val="24"/>
+        </w:rPr>
+        <w:t xml:space="preserve">[5] inSDN 数据集（公开；本工程只记录来源与许可校验，不分发数据本体，详见 results/real_datasets.md）</w:t>
+      </w:r>
+    </w:p>
+    <w:p>
+      <w:pPr>
+        <w:spacing w:after="0" w:before="0" w:line="360" w:lineRule="auto"/>
+        <w:ind w:firstLineChars="200" w:firstLine="480"/>
+        <w:jc w:val="both"/>
+      </w:pPr>
+      <w:r>
+        <w:rPr>
+          <w:rFonts w:ascii="Times New Roman" w:hAnsi="Times New Roman" w:eastAsia="宋体"/>
+          <w:b w:val="0"/>
+          <w:sz w:val="24"/>
+        </w:rPr>
+        <w:t xml:space="preserve">[6] CIC-IDS2017 数据集，Canadian Institute for Cybersecurity, University of New Brunswick https://www.unb.ca/cic/datasets/ids-2017.html</w:t>
+      </w:r>
+    </w:p>
+    <w:p>
+      <w:pPr>
+        <w:spacing w:after="0" w:before="0" w:line="360" w:lineRule="auto"/>
+        <w:ind w:firstLineChars="200" w:firstLine="480"/>
+        <w:jc w:val="both"/>
+      </w:pPr>
+      <w:r>
+        <w:rPr>
+          <w:rFonts w:ascii="Times New Roman" w:hAnsi="Times New Roman" w:eastAsia="宋体"/>
+          <w:b w:val="0"/>
+          <w:sz w:val="24"/>
+        </w:rPr>
+        <w:t xml:space="preserve">[7] Gartner 2025 安全趋势解读（AI 自主化与平台生态化）https://www.freebuf.com/articles/container/457063.html</w:t>
+      </w:r>
+    </w:p>
+    <w:p>
+      <w:pPr>
+        <w:spacing w:after="0" w:before="0" w:line="360" w:lineRule="auto"/>
+        <w:ind w:firstLineChars="200" w:firstLine="480"/>
+        <w:jc w:val="both"/>
+      </w:pPr>
+      <w:r>
+        <w:rPr>
+          <w:rFonts w:ascii="Times New Roman" w:hAnsi="Times New Roman" w:eastAsia="宋体"/>
+          <w:b w:val="0"/>
+          <w:sz w:val="24"/>
+        </w:rPr>
+        <w:t xml:space="preserve">[8] MarketsandMarkets：网络检测与响应（NDR）市场到 2030 年约 58.2 亿美元（经 Yahoo Finance 转载）https://finance.yahoo.com/news/network-detection-response-ndr-market-141500475.html</w:t>
+      </w:r>
+    </w:p>
+    <w:p>
+      <w:pPr>
+        <w:spacing w:after="0" w:before="0" w:line="360" w:lineRule="auto"/>
+        <w:ind w:firstLineChars="200" w:firstLine="480"/>
+        <w:jc w:val="both"/>
+      </w:pPr>
+      <w:r>
+        <w:rPr>
+          <w:rFonts w:ascii="Times New Roman" w:hAnsi="Times New Roman" w:eastAsia="宋体"/>
+          <w:b w:val="0"/>
+          <w:sz w:val="24"/>
+        </w:rPr>
+        <w:t xml:space="preserve">说明：以上均为公开来源；第三方数据集与报告仅作引用与对照，不随本仓库分发；市场类数字为第三方口径，未经本项目复核。</w:t>
       </w:r>
     </w:p>
     <w:p>
@@ -5717,7 +6617,7 @@
           <w:b w:val="0"/>
           <w:sz w:val="24"/>
         </w:rPr>
-        <w:t>系统架构框图、关键模块流程图、实验测试截图、完整性能测试报告。</w:t>
+        <w:t xml:space="preserve">以下为补充材料：自绘的系统架构与作业流程示意、实验图表、系统界面截图，共 12 张（图13-1 ~ 图13-12）。每张图的数字均可按表8-1 ~ 表8-5 与 results/ 下的对应产物复核；完整性能测试报告见 results/benchmark_latency.md，长稳回放报告见 results/soak_test.md，真机联调报告见 results/ryu_live_check.md。</w:t>
       </w:r>
     </w:p>
     <w:sectPr>

--- a/competition/技术报告_校订版_个人参赛.docx
+++ b/competition/技术报告_校订版_个人参赛.docx
@@ -2075,25 +2075,7 @@
           <w:rFonts w:ascii="Times New Roman" w:hAnsi="Times New Roman" w:eastAsia="宋体"/>
           <w:sz w:val="24"/>
         </w:rPr>
-        <w:t xml:space="preserve">7.3  团队协作分工</w:t>
-      </w:r>
-      <w:r>
-        <w:rPr>
-          <w:rFonts w:ascii="Times New Roman" w:hAnsi="Times New Roman" w:eastAsia="宋体"/>
-          <w:sz w:val="24"/>
-        </w:rPr>
-        <w:tab w:val="right"/>
-      </w:r>
-      <w:r>
-        <w:rPr>
-          <w:rFonts w:ascii="Times New Roman" w:hAnsi="Times New Roman" w:eastAsia="宋体"/>
-          <w:sz w:val="24"/>
-        </w:rPr>
-        <w:fldChar w:fldCharType="begin"/>
-        <w:instrText xml:space="preserve"> PAGEREF _Toc1032 \h </w:instrText>
-        <w:fldChar w:fldCharType="separate"/>
-        <w:t>0</w:t>
-        <w:fldChar w:fldCharType="end"/>
+        <w:t xml:space="preserve">7.3  个人分工与承担内容0</w:t>
       </w:r>
     </w:p>
     <w:p>
@@ -2143,6 +2125,22 @@
           <w:rFonts w:ascii="Times New Roman" w:hAnsi="Times New Roman" w:eastAsia="宋体"/>
           <w:sz w:val="24"/>
         </w:rPr>
+        <w:t xml:space="preserve">一句话概括：这套工程的价值不在“再多一个精度数字”，而在把**不可复现的研究 demo**变成**可复现、可自检、能接进控制平面**的工程资产。下面从科研、教学、工程三个使用场景展开。</w:t>
+      </w:r>
+    </w:p>
+    <w:p>
+      <w:pPr>
+        <w:ind w:left="567" w:firstLineChars="0" w:firstLine="0"/>
+        <w:tabs>
+          <w:tab w:val="right" w:leader="dot" w:pos="8510"/>
+        </w:tabs>
+        <w:spacing w:line="240" w:lineRule="auto"/>
+      </w:pPr>
+      <w:r>
+        <w:rPr>
+          <w:rFonts w:ascii="Times New Roman" w:hAnsi="Times New Roman" w:eastAsia="宋体"/>
+          <w:sz w:val="24"/>
+        </w:rPr>
         <w:t xml:space="preserve">9.2  客观待优化点</w:t>
       </w:r>
       <w:r>
@@ -2456,7 +2454,7 @@
           <w:b w:val="0"/>
           <w:sz w:val="24"/>
         </w:rPr>
-        <w:t>本项目立足网络空间安全学科，融合人工智能时序分析技术，打造一套完整可复现的SDN异常流量检测开源工程。项目整合仿真流量生成、AI时序异常检测、在线推理服务、SDN控制器联动处置、标准化评估自检套件、教学实验资源六大子系统。工程基于CNN-BiLSTM并行双分支时序模型完成攻击识别，配套完整数据集处理流水线，修复学术Demo中时序随机切分、评估口径错误等工程缺陷；同时提供教学实验脚本、基准测试用例，面向科研人员、高校教师、学生三类用户。</w:t>
+        <w:t xml:space="preserve">本项目立足网络空间安全学科，融合人工智能时序分析技术，构建一套完整可复现的SDN异常流量检测开源工程。项目整合仿真流量生成、AI时序异常检测、在线推理服务、SDN控制器联动处置、标准化评估自检套件、教学实验资源六大子系统。工程基于CNN-BiLSTM并行双分支时序模型完成攻击识别，配套完整数据集处理流水线，修复学术Demo中时序随机切分、评估口径错误等工程缺陷；同时提供教学实验脚本、基准测试用例，面向科研人员、高校教师、学生三类用户。</w:t>
       </w:r>
     </w:p>
     <w:p>
@@ -2670,6 +2668,21 @@
     </w:p>
     <w:p>
       <w:pPr>
+        <w:spacing w:after="0" w:before="0" w:line="360" w:lineRule="auto"/>
+        <w:ind w:firstLineChars="200" w:firstLine="480"/>
+        <w:jc w:val="both"/>
+      </w:pPr>
+      <w:r>
+        <w:rPr>
+          <w:rFonts w:ascii="Times New Roman" w:hAnsi="Times New Roman" w:eastAsia="宋体"/>
+          <w:b w:val="0"/>
+          <w:sz w:val="24"/>
+        </w:rPr>
+        <w:t xml:space="preserve">上述痛点并非泛泛而谈，可由三个可直接复核的案例支撑：①**公开数据集本身就有陷阱**——inSDN 中 46% 的行是精确重复、标签只有“正常块 + 攻击块”两段，按常规随机切分能拿到 0.9998 的“准确率”，而改为时间序与按流身份切分后，同一模型在 1% 误报预算下召回仅 0.03~0.29（见 results/real_datasets.md、results/real_eval.md）；②**学术 Demo 的工程缺陷是真实存在的**——本工程在开发与真机联调中复现并修复了 4 处“账实不符”缺陷（只创建 Meter 未把流限上去、幂等吃掉升级、只观察也记“已执行”、只记账未下发），并为其补齐 58 项回归测试；③**教学环境搭建成本高**——把它压缩为一条复现命令（python run_all.py）与一条门禁命令（python tools/cida.py verify）。</w:t>
+      </w:r>
+    </w:p>
+    <w:p>
+      <w:pPr>
         <w:pStyle w:val="Heading2"/>
       </w:pPr>
       <w:bookmarkStart w:id="17" w:name="_Toc1017"/>
@@ -2783,7 +2796,7 @@
           <w:b w:val="0"/>
           <w:sz w:val="24"/>
         </w:rPr>
-        <w:t>项目所使用的SDN仿真工具、深度学习时序模型、Web服务框架均为成熟开源技术。Mininet、Ryu为网安专业教学广泛使用的SDN仿真组件；TensorFlow、Scikit-learn、Pandas等开源库生态完善。项目基于已有开源组件进行整合、二次开发与缺陷修复，不存在难以突破的技术壁垒。团队具备SDN网络仿真、流量处理、深度学习模型开发、后端服务开发能力，能够完成模块开发、联调、测试与文档编写，整套工程可以完整落地运行。</w:t>
+        <w:t xml:space="preserve">项目所使用的SDN仿真工具、深度学习时序模型、Web服务框架均为成熟开源技术。Mininet、Ryu为网安专业教学广泛使用的SDN仿真组件；TensorFlow、Scikit-learn、Pandas等开源库生态完善。项目基于已有开源组件进行整合、二次开发与缺陷修复，不存在难以突破的技术壁垒。本工程的开发与验证由参赛人独立完成，具备 SDN 网络仿真、流量处理、深度学习模型开发与后端服务开发能力，已完成模块开发、联调、测试与文档编写，整套工程可完整落地运行。</w:t>
       </w:r>
     </w:p>
     <w:p>
@@ -2884,7 +2897,7 @@
           <w:b w:val="0"/>
           <w:sz w:val="24"/>
         </w:rPr>
-        <w:t>本项目面向网络空间安全学科科研与教学场景，打造一套可复现开源SDN异常流量检测工程，整体划分为六个子系统：仿真流量数据集生成子系统、数据预处理流水线子系统、AI异常检测算法子系统、在线检测与研判服务子系统、SDN控制器对接处置子系统、教学实验与评估自检套件子系统。系统兼顾离线科研实验模式与在线部署运行模式，同一套代码支持两种运行形态。</w:t>
+        <w:t xml:space="preserve">本项目面向网络空间安全学科科研与教学场景，构建一套可复现开源SDN异常流量检测工程，整体划分为六个子系统：仿真流量数据集生成子系统、数据预处理流水线子系统、AI异常检测算法子系统、在线检测与研判服务子系统、SDN控制器对接处置子系统、教学实验与评估自检套件子系统。系统兼顾离线科研实验模式与在线部署运行模式，同一套代码支持两种运行形态。</w:t>
       </w:r>
     </w:p>
     <w:p>
@@ -4183,16 +4196,14 @@
       <w:pPr>
         <w:pStyle w:val="Heading2"/>
       </w:pPr>
-      <w:bookmarkStart w:id="32" w:name="_Toc1032"/>
       <w:r>
         <w:rPr>
           <w:rFonts w:ascii="Times New Roman" w:hAnsi="Times New Roman" w:eastAsia="黑体"/>
           <w:b/>
           <w:sz w:val="28"/>
         </w:rPr>
-        <w:t>7.3  团队协作分工</w:t>
+        <w:t xml:space="preserve">7.3  个人分工与承担内容</w:t>
       </w:r>
-      <w:bookmarkEnd w:id="32"/>
     </w:p>
     <w:tbl>
       <w:tblPr>
@@ -6287,7 +6298,7 @@
           <w:b w:val="0"/>
           <w:sz w:val="24"/>
         </w:rPr>
-        <w:t>待进一步完善：多类SDN控制器适配；扩充更多复杂高级攻击样本；进一步优化跨数据集泛化能力。</w:t>
+        <w:t xml:space="preserve">上述边界对应的后续计划见第 12 章“未来展望”。</w:t>
       </w:r>
     </w:p>
     <w:p>

--- a/competition/技术报告_校订版_个人参赛.docx
+++ b/competition/技术报告_校订版_个人参赛.docx
@@ -189,786 +189,6 @@
     </w:p>
     <w:p>
       <w:pPr>
-        <w:p>
-          <w:pPr>
-            <w:jc w:val="center"/>
-            <w:spacing w:before="120" w:after="40"/>
-          </w:pPr>
-          <w:r>
-            <w:drawing>
-              <wp:inline distT="0" distB="0" distL="0" distR="0">
-                <wp:extent cx="5220000" cy="3276236"/>
-                <wp:docPr id="1002" name="image1.png"/>
-                <a:graphic xmlns:a="http://schemas.openxmlformats.org/drawingml/2006/main">
-                  <a:graphicData uri="http://schemas.openxmlformats.org/drawingml/2006/picture">
-                    <pic:pic xmlns:pic="http://schemas.openxmlformats.org/drawingml/2006/picture">
-                      <pic:nvPicPr>
-                        <pic:cNvPr id="1002" name="image1.png"/>
-                        <pic:cNvPicPr/>
-                      </pic:nvPicPr>
-                      <pic:blipFill>
-                        <a:blip r:embed="rId11"/>
-                        <a:stretch>
-                          <a:fillRect/>
-                        </a:stretch>
-                      </pic:blipFill>
-                      <pic:spPr>
-                        <a:xfrm>
-                          <a:off x="0" y="0"/>
-                          <a:ext cx="5220000" cy="3276236"/>
-                        </a:xfrm>
-                        <a:prstGeom prst="rect">
-                          <a:avLst/>
-                        </a:prstGeom>
-                      </pic:spPr>
-                    </pic:pic>
-                  </a:graphicData>
-                </a:graphic>
-              </wp:inline>
-            </w:drawing>
-          </w:r>
-        </w:p>
-        <w:p>
-          <w:pPr>
-            <w:jc w:val="center"/>
-            <w:spacing w:after="40"/>
-          </w:pPr>
-          <w:r>
-            <w:rPr>
-              <w:b/>
-              <w:sz w:val="19"/>
-            </w:rPr>
-            <w:t xml:space="preserve">图13-1  系统四层架构与七环节闭环</w:t>
-          </w:r>
-        </w:p>
-        <w:p>
-          <w:pPr>
-            <w:jc w:val="center"/>
-            <w:spacing w:after="200"/>
-          </w:pPr>
-          <w:r>
-            <w:rPr>
-              <w:sz w:val="18"/>
-              <w:color w:val="595959"/>
-            </w:rPr>
-            <w:t xml:space="preserve">数据层 / 算法层 / 平台服务层 / 应用交互层，以及“采集→判定→分级→确认→处置→留痕→复盘回流”的闭环。</w:t>
-          </w:r>
-        </w:p>
-        <w:p>
-          <w:pPr>
-            <w:jc w:val="center"/>
-            <w:spacing w:before="120" w:after="40"/>
-          </w:pPr>
-          <w:r>
-            <w:drawing>
-              <wp:inline distT="0" distB="0" distL="0" distR="0">
-                <wp:extent cx="5220000" cy="2579706"/>
-                <wp:docPr id="1003" name="image2.png"/>
-                <a:graphic xmlns:a="http://schemas.openxmlformats.org/drawingml/2006/main">
-                  <a:graphicData uri="http://schemas.openxmlformats.org/drawingml/2006/picture">
-                    <pic:pic xmlns:pic="http://schemas.openxmlformats.org/drawingml/2006/picture">
-                      <pic:nvPicPr>
-                        <pic:cNvPr id="1003" name="image2.png"/>
-                        <pic:cNvPicPr/>
-                      </pic:nvPicPr>
-                      <pic:blipFill>
-                        <a:blip r:embed="rId12"/>
-                        <a:stretch>
-                          <a:fillRect/>
-                        </a:stretch>
-                      </pic:blipFill>
-                      <pic:spPr>
-                        <a:xfrm>
-                          <a:off x="0" y="0"/>
-                          <a:ext cx="5220000" cy="2579706"/>
-                        </a:xfrm>
-                        <a:prstGeom prst="rect">
-                          <a:avLst/>
-                        </a:prstGeom>
-                      </pic:spPr>
-                    </pic:pic>
-                  </a:graphicData>
-                </a:graphic>
-              </wp:inline>
-            </w:drawing>
-          </w:r>
-        </w:p>
-        <w:p>
-          <w:pPr>
-            <w:jc w:val="center"/>
-            <w:spacing w:after="40"/>
-          </w:pPr>
-          <w:r>
-            <w:rPr>
-              <w:b/>
-              <w:sz w:val="19"/>
-            </w:rPr>
-            <w:t xml:space="preserve">图13-2  检测—处置—复盘作业流程</w:t>
-          </w:r>
-        </w:p>
-        <w:p>
-          <w:pPr>
-            <w:jc w:val="center"/>
-            <w:spacing w:after="200"/>
-          </w:pPr>
-          <w:r>
-            <w:rPr>
-              <w:sz w:val="18"/>
-              <w:color w:val="595959"/>
-            </w:rPr>
-            <w:t xml:space="preserve">含下发后的回读校验、失败回滚，以及未知形态“观察池→待研判→结论回流→增量重训”的出口。</w:t>
-          </w:r>
-        </w:p>
-        <w:p>
-          <w:pPr>
-            <w:jc w:val="center"/>
-            <w:spacing w:before="120" w:after="40"/>
-          </w:pPr>
-          <w:r>
-            <w:drawing>
-              <wp:inline distT="0" distB="0" distL="0" distR="0">
-                <wp:extent cx="5220000" cy="2725539"/>
-                <wp:docPr id="1004" name="image3.png"/>
-                <a:graphic xmlns:a="http://schemas.openxmlformats.org/drawingml/2006/main">
-                  <a:graphicData uri="http://schemas.openxmlformats.org/drawingml/2006/picture">
-                    <pic:pic xmlns:pic="http://schemas.openxmlformats.org/drawingml/2006/picture">
-                      <pic:nvPicPr>
-                        <pic:cNvPr id="1004" name="image3.png"/>
-                        <pic:cNvPicPr/>
-                      </pic:nvPicPr>
-                      <pic:blipFill>
-                        <a:blip r:embed="rId13"/>
-                        <a:stretch>
-                          <a:fillRect/>
-                        </a:stretch>
-                      </pic:blipFill>
-                      <pic:spPr>
-                        <a:xfrm>
-                          <a:off x="0" y="0"/>
-                          <a:ext cx="5220000" cy="2725539"/>
-                        </a:xfrm>
-                        <a:prstGeom prst="rect">
-                          <a:avLst/>
-                        </a:prstGeom>
-                      </pic:spPr>
-                    </pic:pic>
-                  </a:graphicData>
-                </a:graphic>
-              </wp:inline>
-            </w:drawing>
-          </w:r>
-        </w:p>
-        <w:p>
-          <w:pPr>
-            <w:jc w:val="center"/>
-            <w:spacing w:after="40"/>
-          </w:pPr>
-          <w:r>
-            <w:rPr>
-              <w:b/>
-              <w:sz w:val="19"/>
-            </w:rPr>
-            <w:t xml:space="preserve">图13-3  一页纸结论（关键数字与证据链）</w:t>
-          </w:r>
-        </w:p>
-        <w:p>
-          <w:pPr>
-            <w:jc w:val="center"/>
-            <w:spacing w:after="200"/>
-          </w:pPr>
-          <w:r>
-            <w:rPr>
-              <w:sz w:val="18"/>
-              <w:color w:val="595959"/>
-            </w:rPr>
-            <w:t xml:space="preserve">由 tools/make_onepager.py 生成，图上数字全部取自磁盘产物。</w:t>
-          </w:r>
-        </w:p>
-        <w:p>
-          <w:pPr>
-            <w:jc w:val="center"/>
-            <w:spacing w:before="120" w:after="40"/>
-          </w:pPr>
-          <w:r>
-            <w:drawing>
-              <wp:inline distT="0" distB="0" distL="0" distR="0">
-                <wp:extent cx="5220000" cy="2073939"/>
-                <wp:docPr id="1005" name="image4.png"/>
-                <a:graphic xmlns:a="http://schemas.openxmlformats.org/drawingml/2006/main">
-                  <a:graphicData uri="http://schemas.openxmlformats.org/drawingml/2006/picture">
-                    <pic:pic xmlns:pic="http://schemas.openxmlformats.org/drawingml/2006/picture">
-                      <pic:nvPicPr>
-                        <pic:cNvPr id="1005" name="image4.png"/>
-                        <pic:cNvPicPr/>
-                      </pic:nvPicPr>
-                      <pic:blipFill>
-                        <a:blip r:embed="rId14"/>
-                        <a:stretch>
-                          <a:fillRect/>
-                        </a:stretch>
-                      </pic:blipFill>
-                      <pic:spPr>
-                        <a:xfrm>
-                          <a:off x="0" y="0"/>
-                          <a:ext cx="5220000" cy="2073939"/>
-                        </a:xfrm>
-                        <a:prstGeom prst="rect">
-                          <a:avLst/>
-                        </a:prstGeom>
-                      </pic:spPr>
-                    </pic:pic>
-                  </a:graphicData>
-                </a:graphic>
-              </wp:inline>
-            </w:drawing>
-          </w:r>
-        </w:p>
-        <w:p>
-          <w:pPr>
-            <w:jc w:val="center"/>
-            <w:spacing w:after="40"/>
-          </w:pPr>
-          <w:r>
-            <w:rPr>
-              <w:b/>
-              <w:sz w:val="19"/>
-            </w:rPr>
-            <w:t xml:space="preserve">图13-4  主模型混淆矩阵（8 类，seed 0）</w:t>
-          </w:r>
-        </w:p>
-        <w:p>
-          <w:pPr>
-            <w:jc w:val="center"/>
-            <w:spacing w:after="200"/>
-          </w:pPr>
-          <w:r>
-            <w:rPr>
-              <w:sz w:val="18"/>
-              <w:color w:val="595959"/>
-            </w:rPr>
-            <w:t xml:space="preserve">对应表8-2 的宏平均 F1 0.9940；逐类识别率见 results/per_class_online.md。</w:t>
-          </w:r>
-        </w:p>
-        <w:p>
-          <w:pPr>
-            <w:jc w:val="center"/>
-            <w:spacing w:before="120" w:after="40"/>
-          </w:pPr>
-          <w:r>
-            <w:drawing>
-              <wp:inline distT="0" distB="0" distL="0" distR="0">
-                <wp:extent cx="5220000" cy="1984540"/>
-                <wp:docPr id="1006" name="image5.png"/>
-                <a:graphic xmlns:a="http://schemas.openxmlformats.org/drawingml/2006/main">
-                  <a:graphicData uri="http://schemas.openxmlformats.org/drawingml/2006/picture">
-                    <pic:pic xmlns:pic="http://schemas.openxmlformats.org/drawingml/2006/picture">
-                      <pic:nvPicPr>
-                        <pic:cNvPr id="1006" name="image5.png"/>
-                        <pic:cNvPicPr/>
-                      </pic:nvPicPr>
-                      <pic:blipFill>
-                        <a:blip r:embed="rId15"/>
-                        <a:stretch>
-                          <a:fillRect/>
-                        </a:stretch>
-                      </pic:blipFill>
-                      <pic:spPr>
-                        <a:xfrm>
-                          <a:off x="0" y="0"/>
-                          <a:ext cx="5220000" cy="1984540"/>
-                        </a:xfrm>
-                        <a:prstGeom prst="rect">
-                          <a:avLst/>
-                        </a:prstGeom>
-                      </pic:spPr>
-                    </pic:pic>
-                  </a:graphicData>
-                </a:graphic>
-              </wp:inline>
-            </w:drawing>
-          </w:r>
-        </w:p>
-        <w:p>
-          <w:pPr>
-            <w:jc w:val="center"/>
-            <w:spacing w:after="40"/>
-          </w:pPr>
-          <w:r>
-            <w:rPr>
-              <w:b/>
-              <w:sz w:val="19"/>
-            </w:rPr>
-            <w:t xml:space="preserve">图13-5  多分类 ROC / PR 曲线</w:t>
-          </w:r>
-        </w:p>
-        <w:p>
-          <w:pPr>
-            <w:jc w:val="center"/>
-            <w:spacing w:after="200"/>
-          </w:pPr>
-          <w:r>
-            <w:rPr>
-              <w:sz w:val="18"/>
-              <w:color w:val="595959"/>
-            </w:rPr>
-            <w:t xml:space="preserve">同一工作点下的类间可分性；用于说明“准确率”之外的口径。</w:t>
-          </w:r>
-        </w:p>
-        <w:p>
-          <w:pPr>
-            <w:jc w:val="center"/>
-            <w:spacing w:before="120" w:after="40"/>
-          </w:pPr>
-          <w:r>
-            <w:drawing>
-              <wp:inline distT="0" distB="0" distL="0" distR="0">
-                <wp:extent cx="5220000" cy="2938715"/>
-                <wp:docPr id="1007" name="image6.png"/>
-                <a:graphic xmlns:a="http://schemas.openxmlformats.org/drawingml/2006/main">
-                  <a:graphicData uri="http://schemas.openxmlformats.org/drawingml/2006/picture">
-                    <pic:pic xmlns:pic="http://schemas.openxmlformats.org/drawingml/2006/picture">
-                      <pic:nvPicPr>
-                        <pic:cNvPr id="1007" name="image6.png"/>
-                        <pic:cNvPicPr/>
-                      </pic:nvPicPr>
-                      <pic:blipFill>
-                        <a:blip r:embed="rId16"/>
-                        <a:stretch>
-                          <a:fillRect/>
-                        </a:stretch>
-                      </pic:blipFill>
-                      <pic:spPr>
-                        <a:xfrm>
-                          <a:off x="0" y="0"/>
-                          <a:ext cx="5220000" cy="2938715"/>
-                        </a:xfrm>
-                        <a:prstGeom prst="rect">
-                          <a:avLst/>
-                        </a:prstGeom>
-                      </pic:spPr>
-                    </pic:pic>
-                  </a:graphicData>
-                </a:graphic>
-              </wp:inline>
-            </w:drawing>
-          </w:r>
-        </w:p>
-        <w:p>
-          <w:pPr>
-            <w:jc w:val="center"/>
-            <w:spacing w:after="40"/>
-          </w:pPr>
-          <w:r>
-            <w:rPr>
-              <w:b/>
-              <w:sz w:val="19"/>
-            </w:rPr>
-            <w:t xml:space="preserve">图13-6  在线告警时间线（片段召回与检测时延）</w:t>
-          </w:r>
-        </w:p>
-        <w:p>
-          <w:pPr>
-            <w:jc w:val="center"/>
-            <w:spacing w:after="200"/>
-          </w:pPr>
-          <w:r>
-            <w:rPr>
-              <w:sz w:val="18"/>
-              <w:color w:val="595959"/>
-            </w:rPr>
-            <w:t xml:space="preserve">告警级口径：连续确认下的片段召回与每段检测时延，对应表8-2 的片段召回 100%。</w:t>
-          </w:r>
-        </w:p>
-        <w:p>
-          <w:pPr>
-            <w:jc w:val="center"/>
-            <w:spacing w:before="120" w:after="40"/>
-          </w:pPr>
-          <w:r>
-            <w:drawing>
-              <wp:inline distT="0" distB="0" distL="0" distR="0">
-                <wp:extent cx="5220000" cy="1958298"/>
-                <wp:docPr id="1008" name="image7.png"/>
-                <a:graphic xmlns:a="http://schemas.openxmlformats.org/drawingml/2006/main">
-                  <a:graphicData uri="http://schemas.openxmlformats.org/drawingml/2006/picture">
-                    <pic:pic xmlns:pic="http://schemas.openxmlformats.org/drawingml/2006/picture">
-                      <pic:nvPicPr>
-                        <pic:cNvPr id="1008" name="image7.png"/>
-                        <pic:cNvPicPr/>
-                      </pic:nvPicPr>
-                      <pic:blipFill>
-                        <a:blip r:embed="rId17"/>
-                        <a:stretch>
-                          <a:fillRect/>
-                        </a:stretch>
-                      </pic:blipFill>
-                      <pic:spPr>
-                        <a:xfrm>
-                          <a:off x="0" y="0"/>
-                          <a:ext cx="5220000" cy="1958298"/>
-                        </a:xfrm>
-                        <a:prstGeom prst="rect">
-                          <a:avLst/>
-                        </a:prstGeom>
-                      </pic:spPr>
-                    </pic:pic>
-                  </a:graphicData>
-                </a:graphic>
-              </wp:inline>
-            </w:drawing>
-          </w:r>
-        </w:p>
-        <w:p>
-          <w:pPr>
-            <w:jc w:val="center"/>
-            <w:spacing w:after="40"/>
-          </w:pPr>
-          <w:r>
-            <w:rPr>
-              <w:b/>
-              <w:sz w:val="19"/>
-            </w:rPr>
-            <w:t xml:space="preserve">图13-7  误报 → 人工排查工时换算</w:t>
-          </w:r>
-        </w:p>
-        <w:p>
-          <w:pPr>
-            <w:jc w:val="center"/>
-            <w:spacing w:after="200"/>
-          </w:pPr>
-          <w:r>
-            <w:rPr>
-              <w:sz w:val="18"/>
-              <w:color w:val="595959"/>
-            </w:rPr>
-            <w:t xml:space="preserve">把每小时误报折算为每天工时，对应表8-3（22.54 h/天 → 3.58 h/天）。</w:t>
-          </w:r>
-        </w:p>
-        <w:p>
-          <w:pPr>
-            <w:jc w:val="center"/>
-            <w:spacing w:before="120" w:after="40"/>
-          </w:pPr>
-          <w:r>
-            <w:drawing>
-              <wp:inline distT="0" distB="0" distL="0" distR="0">
-                <wp:extent cx="5220000" cy="1954520"/>
-                <wp:docPr id="1009" name="image8.png"/>
-                <a:graphic xmlns:a="http://schemas.openxmlformats.org/drawingml/2006/main">
-                  <a:graphicData uri="http://schemas.openxmlformats.org/drawingml/2006/picture">
-                    <pic:pic xmlns:pic="http://schemas.openxmlformats.org/drawingml/2006/picture">
-                      <pic:nvPicPr>
-                        <pic:cNvPr id="1009" name="image8.png"/>
-                        <pic:cNvPicPr/>
-                      </pic:nvPicPr>
-                      <pic:blipFill>
-                        <a:blip r:embed="rId18"/>
-                        <a:stretch>
-                          <a:fillRect/>
-                        </a:stretch>
-                      </pic:blipFill>
-                      <pic:spPr>
-                        <a:xfrm>
-                          <a:off x="0" y="0"/>
-                          <a:ext cx="5220000" cy="1954520"/>
-                        </a:xfrm>
-                        <a:prstGeom prst="rect">
-                          <a:avLst/>
-                        </a:prstGeom>
-                      </pic:spPr>
-                    </pic:pic>
-                  </a:graphicData>
-                </a:graphic>
-              </wp:inline>
-            </w:drawing>
-          </w:r>
-        </w:p>
-        <w:p>
-          <w:pPr>
-            <w:jc w:val="center"/>
-            <w:spacing w:after="40"/>
-          </w:pPr>
-          <w:r>
-            <w:rPr>
-              <w:b/>
-              <w:sz w:val="19"/>
-            </w:rPr>
-            <w:t xml:space="preserve">图13-8  窗口长度消融（部署级结论）</w:t>
-          </w:r>
-        </w:p>
-        <w:p>
-          <w:pPr>
-            <w:jc w:val="center"/>
-            <w:spacing w:after="200"/>
-          </w:pPr>
-          <w:r>
-            <w:rPr>
-              <w:sz w:val="18"/>
-              <w:color w:val="595959"/>
-            </w:rPr>
-            <w:t xml:space="preserve">T=16 → 32：误报由 28.31 次/小时降至 0.11 次/小时，代价是约 26 ms 额外时延。</w:t>
-          </w:r>
-        </w:p>
-        <w:p>
-          <w:pPr>
-            <w:jc w:val="center"/>
-            <w:spacing w:before="120" w:after="40"/>
-          </w:pPr>
-          <w:r>
-            <w:drawing>
-              <wp:inline distT="0" distB="0" distL="0" distR="0">
-                <wp:extent cx="5220000" cy="1821424"/>
-                <wp:docPr id="1010" name="image9.png"/>
-                <a:graphic xmlns:a="http://schemas.openxmlformats.org/drawingml/2006/main">
-                  <a:graphicData uri="http://schemas.openxmlformats.org/drawingml/2006/picture">
-                    <pic:pic xmlns:pic="http://schemas.openxmlformats.org/drawingml/2006/picture">
-                      <pic:nvPicPr>
-                        <pic:cNvPr id="1010" name="image9.png"/>
-                        <pic:cNvPicPr/>
-                      </pic:nvPicPr>
-                      <pic:blipFill>
-                        <a:blip r:embed="rId19"/>
-                        <a:stretch>
-                          <a:fillRect/>
-                        </a:stretch>
-                      </pic:blipFill>
-                      <pic:spPr>
-                        <a:xfrm>
-                          <a:off x="0" y="0"/>
-                          <a:ext cx="5220000" cy="1821424"/>
-                        </a:xfrm>
-                        <a:prstGeom prst="rect">
-                          <a:avLst/>
-                        </a:prstGeom>
-                      </pic:spPr>
-                    </pic:pic>
-                  </a:graphicData>
-                </a:graphic>
-              </wp:inline>
-            </w:drawing>
-          </w:r>
-        </w:p>
-        <w:p>
-          <w:pPr>
-            <w:jc w:val="center"/>
-            <w:spacing w:after="40"/>
-          </w:pPr>
-          <w:r>
-            <w:rPr>
-              <w:b/>
-              <w:sz w:val="19"/>
-            </w:rPr>
-            <w:t xml:space="preserve">图13-9  对抗鲁棒性与缓解效果</w:t>
-          </w:r>
-        </w:p>
-        <w:p>
-          <w:pPr>
-            <w:jc w:val="center"/>
-            <w:spacing w:after="200"/>
-          </w:pPr>
-          <w:r>
-            <w:rPr>
-              <w:sz w:val="18"/>
-              <w:color w:val="595959"/>
-            </w:rPr>
-            <w:t xml:space="preserve">白盒 L∞ 定向扰动使逃逸率升至 73%；对抗训练收益 +0.1237、干净精度代价 −0.0069。</w:t>
-          </w:r>
-        </w:p>
-        <w:p>
-          <w:pPr>
-            <w:jc w:val="center"/>
-            <w:spacing w:before="120" w:after="40"/>
-          </w:pPr>
-          <w:r>
-            <w:drawing>
-              <wp:inline distT="0" distB="0" distL="0" distR="0">
-                <wp:extent cx="5220000" cy="3262500"/>
-                <wp:docPr id="1011" name="image10.png"/>
-                <a:graphic xmlns:a="http://schemas.openxmlformats.org/drawingml/2006/main">
-                  <a:graphicData uri="http://schemas.openxmlformats.org/drawingml/2006/picture">
-                    <pic:pic xmlns:pic="http://schemas.openxmlformats.org/drawingml/2006/picture">
-                      <pic:nvPicPr>
-                        <pic:cNvPr id="1011" name="image10.png"/>
-                        <pic:cNvPicPr/>
-                      </pic:nvPicPr>
-                      <pic:blipFill>
-                        <a:blip r:embed="rId20"/>
-                        <a:stretch>
-                          <a:fillRect/>
-                        </a:stretch>
-                      </pic:blipFill>
-                      <pic:spPr>
-                        <a:xfrm>
-                          <a:off x="0" y="0"/>
-                          <a:ext cx="5220000" cy="3262500"/>
-                        </a:xfrm>
-                        <a:prstGeom prst="rect">
-                          <a:avLst/>
-                        </a:prstGeom>
-                      </pic:spPr>
-                    </pic:pic>
-                  </a:graphicData>
-                </a:graphic>
-              </wp:inline>
-            </w:drawing>
-          </w:r>
-        </w:p>
-        <w:p>
-          <w:pPr>
-            <w:jc w:val="center"/>
-            <w:spacing w:after="40"/>
-          </w:pPr>
-          <w:r>
-            <w:rPr>
-              <w:b/>
-              <w:sz w:val="19"/>
-            </w:rPr>
-            <w:t xml:space="preserve">图13-10  演示大屏：攻击告警实时态势</w:t>
-          </w:r>
-        </w:p>
-        <w:p>
-          <w:pPr>
-            <w:jc w:val="center"/>
-            <w:spacing w:after="200"/>
-          </w:pPr>
-          <w:r>
-            <w:rPr>
-              <w:sz w:val="18"/>
-              <w:color w:val="595959"/>
-            </w:rPr>
-            <w:t xml:space="preserve">离线可用的大屏（端口 5070）：实时曲线、处置控制台、审计台账与服务状态条。</w:t>
-          </w:r>
-        </w:p>
-        <w:p>
-          <w:pPr>
-            <w:jc w:val="center"/>
-            <w:spacing w:before="120" w:after="40"/>
-          </w:pPr>
-          <w:r>
-            <w:drawing>
-              <wp:inline distT="0" distB="0" distL="0" distR="0">
-                <wp:extent cx="5220000" cy="3262500"/>
-                <wp:docPr id="1012" name="image11.png"/>
-                <a:graphic xmlns:a="http://schemas.openxmlformats.org/drawingml/2006/main">
-                  <a:graphicData uri="http://schemas.openxmlformats.org/drawingml/2006/picture">
-                    <pic:pic xmlns:pic="http://schemas.openxmlformats.org/drawingml/2006/picture">
-                      <pic:nvPicPr>
-                        <pic:cNvPr id="1012" name="image11.png"/>
-                        <pic:cNvPicPr/>
-                      </pic:nvPicPr>
-                      <pic:blipFill>
-                        <a:blip r:embed="rId21"/>
-                        <a:stretch>
-                          <a:fillRect/>
-                        </a:stretch>
-                      </pic:blipFill>
-                      <pic:spPr>
-                        <a:xfrm>
-                          <a:off x="0" y="0"/>
-                          <a:ext cx="5220000" cy="3262500"/>
-                        </a:xfrm>
-                        <a:prstGeom prst="rect">
-                          <a:avLst/>
-                        </a:prstGeom>
-                      </pic:spPr>
-                    </pic:pic>
-                  </a:graphicData>
-                </a:graphic>
-              </wp:inline>
-            </w:drawing>
-          </w:r>
-        </w:p>
-        <w:p>
-          <w:pPr>
-            <w:jc w:val="center"/>
-            <w:spacing w:after="40"/>
-          </w:pPr>
-          <w:r>
-            <w:rPr>
-              <w:b/>
-              <w:sz w:val="19"/>
-            </w:rPr>
-            <w:t xml:space="preserve">图13-11  复核台：待研判队列与观察池</w:t>
-          </w:r>
-        </w:p>
-        <w:p>
-          <w:pPr>
-            <w:jc w:val="center"/>
-            <w:spacing w:after="200"/>
-          </w:pPr>
-          <w:r>
-            <w:rPr>
-              <w:sz w:val="18"/>
-              <w:color w:val="595959"/>
-            </w:rPr>
-            <w:t xml:space="preserve">值班员对未知告警一键给结论（确认攻击 / 判为正常），结论按 review_id 回流为训练样本。</w:t>
-          </w:r>
-        </w:p>
-        <w:p>
-          <w:pPr>
-            <w:jc w:val="center"/>
-            <w:spacing w:before="120" w:after="40"/>
-          </w:pPr>
-          <w:r>
-            <w:drawing>
-              <wp:inline distT="0" distB="0" distL="0" distR="0">
-                <wp:extent cx="5220000" cy="10798875"/>
-                <wp:docPr id="1013" name="image12.png"/>
-                <a:graphic xmlns:a="http://schemas.openxmlformats.org/drawingml/2006/main">
-                  <a:graphicData uri="http://schemas.openxmlformats.org/drawingml/2006/picture">
-                    <pic:pic xmlns:pic="http://schemas.openxmlformats.org/drawingml/2006/picture">
-                      <pic:nvPicPr>
-                        <pic:cNvPr id="1013" name="image12.png"/>
-                        <pic:cNvPicPr/>
-                      </pic:nvPicPr>
-                      <pic:blipFill>
-                        <a:blip r:embed="rId22"/>
-                        <a:stretch>
-                          <a:fillRect/>
-                        </a:stretch>
-                      </pic:blipFill>
-                      <pic:spPr>
-                        <a:xfrm>
-                          <a:off x="0" y="0"/>
-                          <a:ext cx="5220000" cy="10798875"/>
-                        </a:xfrm>
-                        <a:prstGeom prst="rect">
-                          <a:avLst/>
-                        </a:prstGeom>
-                      </pic:spPr>
-                    </pic:pic>
-                  </a:graphicData>
-                </a:graphic>
-              </wp:inline>
-            </w:drawing>
-          </w:r>
-        </w:p>
-        <w:p>
-          <w:pPr>
-            <w:jc w:val="center"/>
-            <w:spacing w:after="40"/>
-          </w:pPr>
-          <w:r>
-            <w:rPr>
-              <w:b/>
-              <w:sz w:val="19"/>
-            </w:rPr>
-            <w:t xml:space="preserve">图13-12  评审视图（工作点与可验证性）</w:t>
-          </w:r>
-        </w:p>
-        <w:p>
-          <w:pPr>
-            <w:jc w:val="center"/>
-            <w:spacing w:after="200"/>
-          </w:pPr>
-          <w:r>
-            <w:rPr>
-              <w:sz w:val="18"/>
-              <w:color w:val="595959"/>
-            </w:rPr>
-            <w:t xml:space="preserve">一屏给出工作点选择器、对照实验记录与可验证性面板，数字读自 /api/judge 的真实产物。</w:t>
-          </w:r>
-        </w:p>
         <w:sectPr>
           <w:pgSz w:w="11906" w:h="16838"/>
           <w:pgMar w:top="1417" w:right="1417" w:bottom="1417" w:left="1417" w:header="720" w:footer="720" w:gutter="0"/>
@@ -3460,6 +2680,73 @@
     </w:p>
     <w:p>
       <w:pPr>
+        <w:jc w:val="center"/>
+        <w:spacing w:before="140" w:after="40"/>
+      </w:pPr>
+      <w:r>
+        <w:drawing xmlns:wp="http://schemas.openxmlformats.org/drawingml/2006/wordprocessingDrawing" xmlns:r="http://schemas.openxmlformats.org/officeDocument/2006/relationships" xmlns:a="http://schemas.openxmlformats.org/drawingml/2006/main" xmlns:pic="http://schemas.openxmlformats.org/drawingml/2006/picture">
+          <wp:inline distT="0" distB="0" distL="0" distR="0">
+            <wp:extent cx="5220000" cy="3276236"/>
+            <wp:effectExtent l="0" t="0" r="0" b="0"/>
+            <wp:docPr id="3013" name="image13.png"/>
+            <wp:cNvGraphicFramePr/>
+            <a:graphic>
+              <a:graphicData uri="http://schemas.openxmlformats.org/drawingml/2006/picture">
+                <pic:pic>
+                  <pic:nvPicPr>
+                    <pic:cNvPr id="3013" name="image13.png"/>
+                    <pic:cNvPicPr/>
+                  </pic:nvPicPr>
+                  <pic:blipFill>
+                    <a:blip r:embed="rId23"/>
+                    <a:stretch>
+                      <a:fillRect/>
+                    </a:stretch>
+                  </pic:blipFill>
+                  <pic:spPr>
+                    <a:xfrm>
+                      <a:off x="0" y="0"/>
+                      <a:ext cx="5220000" cy="3276236"/>
+                    </a:xfrm>
+                    <a:prstGeom prst="rect">
+                      <a:avLst/>
+                    </a:prstGeom>
+                  </pic:spPr>
+                </pic:pic>
+              </a:graphicData>
+            </a:graphic>
+          </wp:inline>
+        </w:drawing>
+      </w:r>
+    </w:p>
+    <w:p>
+      <w:pPr>
+        <w:jc w:val="center"/>
+        <w:spacing w:after="40"/>
+      </w:pPr>
+      <w:r>
+        <w:rPr>
+          <w:b/>
+          <w:sz w:val="19"/>
+        </w:rPr>
+        <w:t xml:space="preserve">图6-1  系统四层整体架构</w:t>
+      </w:r>
+    </w:p>
+    <w:p>
+      <w:pPr>
+        <w:jc w:val="center"/>
+        <w:spacing w:after="220"/>
+      </w:pPr>
+      <w:r>
+        <w:rPr>
+          <w:sz w:val="18"/>
+          <w:color w:val="595959"/>
+        </w:rPr>
+        <w:t xml:space="preserve">四层结构与本工程代码组织一一对应：src/（算法与数据）、app/（服务与大屏）、integrations/（控制器适配）。</w:t>
+      </w:r>
+    </w:p>
+    <w:p>
+      <w:pPr>
         <w:spacing w:after="0" w:before="0" w:line="360" w:lineRule="auto"/>
         <w:ind w:firstLineChars="200" w:firstLine="480"/>
         <w:jc w:val="both"/>
@@ -3547,6 +2834,73 @@
         <w:t>6.2  各子系统作业流程</w:t>
       </w:r>
       <w:bookmarkEnd w:id="29"/>
+    </w:p>
+    <w:p>
+      <w:pPr>
+        <w:jc w:val="center"/>
+        <w:spacing w:before="140" w:after="40"/>
+      </w:pPr>
+      <w:r>
+        <w:drawing xmlns:wp="http://schemas.openxmlformats.org/drawingml/2006/wordprocessingDrawing" xmlns:r="http://schemas.openxmlformats.org/officeDocument/2006/relationships" xmlns:a="http://schemas.openxmlformats.org/drawingml/2006/main" xmlns:pic="http://schemas.openxmlformats.org/drawingml/2006/picture">
+          <wp:inline distT="0" distB="0" distL="0" distR="0">
+            <wp:extent cx="5220000" cy="2579706"/>
+            <wp:effectExtent l="0" t="0" r="0" b="0"/>
+            <wp:docPr id="3014" name="image14.png"/>
+            <wp:cNvGraphicFramePr/>
+            <a:graphic>
+              <a:graphicData uri="http://schemas.openxmlformats.org/drawingml/2006/picture">
+                <pic:pic>
+                  <pic:nvPicPr>
+                    <pic:cNvPr id="3014" name="image14.png"/>
+                    <pic:cNvPicPr/>
+                  </pic:nvPicPr>
+                  <pic:blipFill>
+                    <a:blip r:embed="rId24"/>
+                    <a:stretch>
+                      <a:fillRect/>
+                    </a:stretch>
+                  </pic:blipFill>
+                  <pic:spPr>
+                    <a:xfrm>
+                      <a:off x="0" y="0"/>
+                      <a:ext cx="5220000" cy="2579706"/>
+                    </a:xfrm>
+                    <a:prstGeom prst="rect">
+                      <a:avLst/>
+                    </a:prstGeom>
+                  </pic:spPr>
+                </pic:pic>
+              </a:graphicData>
+            </a:graphic>
+          </wp:inline>
+        </w:drawing>
+      </w:r>
+    </w:p>
+    <w:p>
+      <w:pPr>
+        <w:jc w:val="center"/>
+        <w:spacing w:after="40"/>
+      </w:pPr>
+      <w:r>
+        <w:rPr>
+          <w:b/>
+          <w:sz w:val="19"/>
+        </w:rPr>
+        <w:t xml:space="preserve">图6-2  各子系统作业流程（含处置与复盘闭环）</w:t>
+      </w:r>
+    </w:p>
+    <w:p>
+      <w:pPr>
+        <w:jc w:val="center"/>
+        <w:spacing w:after="220"/>
+      </w:pPr>
+      <w:r>
+        <w:rPr>
+          <w:sz w:val="18"/>
+          <w:color w:val="595959"/>
+        </w:rPr>
+        <w:t xml:space="preserve">正常、已知攻击、未知形态三条作业流，以及失败回滚与人工研判出口。</w:t>
+      </w:r>
     </w:p>
     <w:p>
       <w:pPr>
@@ -4625,6 +3979,140 @@
     </w:p>
     <w:p>
       <w:pPr>
+        <w:jc w:val="center"/>
+        <w:spacing w:before="140" w:after="40"/>
+      </w:pPr>
+      <w:r>
+        <w:drawing xmlns:wp="http://schemas.openxmlformats.org/drawingml/2006/wordprocessingDrawing" xmlns:r="http://schemas.openxmlformats.org/officeDocument/2006/relationships" xmlns:a="http://schemas.openxmlformats.org/drawingml/2006/main" xmlns:pic="http://schemas.openxmlformats.org/drawingml/2006/picture">
+          <wp:inline distT="0" distB="0" distL="0" distR="0">
+            <wp:extent cx="5220000" cy="2725539"/>
+            <wp:effectExtent l="0" t="0" r="0" b="0"/>
+            <wp:docPr id="3021" name="image21.png"/>
+            <wp:cNvGraphicFramePr/>
+            <a:graphic>
+              <a:graphicData uri="http://schemas.openxmlformats.org/drawingml/2006/picture">
+                <pic:pic>
+                  <pic:nvPicPr>
+                    <pic:cNvPr id="3021" name="image21.png"/>
+                    <pic:cNvPicPr/>
+                  </pic:nvPicPr>
+                  <pic:blipFill>
+                    <a:blip r:embed="rId31"/>
+                    <a:stretch>
+                      <a:fillRect/>
+                    </a:stretch>
+                  </pic:blipFill>
+                  <pic:spPr>
+                    <a:xfrm>
+                      <a:off x="0" y="0"/>
+                      <a:ext cx="5220000" cy="2725539"/>
+                    </a:xfrm>
+                    <a:prstGeom prst="rect">
+                      <a:avLst/>
+                    </a:prstGeom>
+                  </pic:spPr>
+                </pic:pic>
+              </a:graphicData>
+            </a:graphic>
+          </wp:inline>
+        </w:drawing>
+      </w:r>
+    </w:p>
+    <w:p>
+      <w:pPr>
+        <w:jc w:val="center"/>
+        <w:spacing w:after="40"/>
+      </w:pPr>
+      <w:r>
+        <w:rPr>
+          <w:b/>
+          <w:sz w:val="19"/>
+        </w:rPr>
+        <w:t xml:space="preserve">图8-1  关键结论一页纸</w:t>
+      </w:r>
+    </w:p>
+    <w:p>
+      <w:pPr>
+        <w:jc w:val="center"/>
+        <w:spacing w:after="220"/>
+      </w:pPr>
+      <w:r>
+        <w:rPr>
+          <w:sz w:val="18"/>
+          <w:color w:val="595959"/>
+        </w:rPr>
+        <w:t xml:space="preserve">本章与第 9 章关键数字的汇总视图，每一项均可回溯到 results/ 与 artifacts/ 下的磁盘产物。</w:t>
+      </w:r>
+    </w:p>
+    <w:p>
+      <w:pPr>
+        <w:jc w:val="center"/>
+        <w:spacing w:before="140" w:after="40"/>
+      </w:pPr>
+      <w:r>
+        <w:drawing xmlns:wp="http://schemas.openxmlformats.org/drawingml/2006/wordprocessingDrawing" xmlns:r="http://schemas.openxmlformats.org/officeDocument/2006/relationships" xmlns:a="http://schemas.openxmlformats.org/drawingml/2006/main" xmlns:pic="http://schemas.openxmlformats.org/drawingml/2006/picture">
+          <wp:inline distT="0" distB="0" distL="0" distR="0">
+            <wp:extent cx="5220000" cy="1958298"/>
+            <wp:effectExtent l="0" t="0" r="0" b="0"/>
+            <wp:docPr id="3022" name="image22.png"/>
+            <wp:cNvGraphicFramePr/>
+            <a:graphic>
+              <a:graphicData uri="http://schemas.openxmlformats.org/drawingml/2006/picture">
+                <pic:pic>
+                  <pic:nvPicPr>
+                    <pic:cNvPr id="3022" name="image22.png"/>
+                    <pic:cNvPicPr/>
+                  </pic:nvPicPr>
+                  <pic:blipFill>
+                    <a:blip r:embed="rId32"/>
+                    <a:stretch>
+                      <a:fillRect/>
+                    </a:stretch>
+                  </pic:blipFill>
+                  <pic:spPr>
+                    <a:xfrm>
+                      <a:off x="0" y="0"/>
+                      <a:ext cx="5220000" cy="1958298"/>
+                    </a:xfrm>
+                    <a:prstGeom prst="rect">
+                      <a:avLst/>
+                    </a:prstGeom>
+                  </pic:spPr>
+                </pic:pic>
+              </a:graphicData>
+            </a:graphic>
+          </wp:inline>
+        </w:drawing>
+      </w:r>
+    </w:p>
+    <w:p>
+      <w:pPr>
+        <w:jc w:val="center"/>
+        <w:spacing w:after="40"/>
+      </w:pPr>
+      <w:r>
+        <w:rPr>
+          <w:b/>
+          <w:sz w:val="19"/>
+        </w:rPr>
+        <w:t xml:space="preserve">图8-2  误报到人工工时的换算</w:t>
+      </w:r>
+    </w:p>
+    <w:p>
+      <w:pPr>
+        <w:jc w:val="center"/>
+        <w:spacing w:after="220"/>
+      </w:pPr>
+      <w:r>
+        <w:rPr>
+          <w:sz w:val="18"/>
+          <w:color w:val="595959"/>
+        </w:rPr>
+        <w:t xml:space="preserve">把“每小时误报”翻译成“每天多少人工小时”：22.54 h/天 → 3.58 h/天。</w:t>
+      </w:r>
+    </w:p>
+    <w:p>
+      <w:pPr>
         <w:spacing w:after="0" w:before="0" w:line="360" w:lineRule="auto"/>
         <w:ind w:firstLineChars="200" w:firstLine="480"/>
         <w:jc w:val="both"/>
@@ -5958,6 +5446,207 @@
     </w:p>
     <w:p>
       <w:pPr>
+        <w:jc w:val="center"/>
+        <w:spacing w:before="140" w:after="40"/>
+      </w:pPr>
+      <w:r>
+        <w:drawing xmlns:wp="http://schemas.openxmlformats.org/drawingml/2006/wordprocessingDrawing" xmlns:r="http://schemas.openxmlformats.org/officeDocument/2006/relationships" xmlns:a="http://schemas.openxmlformats.org/drawingml/2006/main" xmlns:pic="http://schemas.openxmlformats.org/drawingml/2006/picture">
+          <wp:inline distT="0" distB="0" distL="0" distR="0">
+            <wp:extent cx="5220000" cy="3262500"/>
+            <wp:effectExtent l="0" t="0" r="0" b="0"/>
+            <wp:docPr id="3018" name="image18.png"/>
+            <wp:cNvGraphicFramePr/>
+            <a:graphic>
+              <a:graphicData uri="http://schemas.openxmlformats.org/drawingml/2006/picture">
+                <pic:pic>
+                  <pic:nvPicPr>
+                    <pic:cNvPr id="3018" name="image18.png"/>
+                    <pic:cNvPicPr/>
+                  </pic:nvPicPr>
+                  <pic:blipFill>
+                    <a:blip r:embed="rId28"/>
+                    <a:stretch>
+                      <a:fillRect/>
+                    </a:stretch>
+                  </pic:blipFill>
+                  <pic:spPr>
+                    <a:xfrm>
+                      <a:off x="0" y="0"/>
+                      <a:ext cx="5220000" cy="3262500"/>
+                    </a:xfrm>
+                    <a:prstGeom prst="rect">
+                      <a:avLst/>
+                    </a:prstGeom>
+                  </pic:spPr>
+                </pic:pic>
+              </a:graphicData>
+            </a:graphic>
+          </wp:inline>
+        </w:drawing>
+      </w:r>
+    </w:p>
+    <w:p>
+      <w:pPr>
+        <w:jc w:val="center"/>
+        <w:spacing w:after="40"/>
+      </w:pPr>
+      <w:r>
+        <w:rPr>
+          <w:b/>
+          <w:sz w:val="19"/>
+        </w:rPr>
+        <w:t xml:space="preserve">图9-1  系统运行界面：攻击告警实时态势</w:t>
+      </w:r>
+    </w:p>
+    <w:p>
+      <w:pPr>
+        <w:jc w:val="center"/>
+        <w:spacing w:after="220"/>
+      </w:pPr>
+      <w:r>
+        <w:rPr>
+          <w:sz w:val="18"/>
+          <w:color w:val="595959"/>
+        </w:rPr>
+        <w:t xml:space="preserve">演示大屏离线单机可跑（本地端口 5070），告警、拓扑、处置控制台与审计台账联动。</w:t>
+      </w:r>
+    </w:p>
+    <w:p>
+      <w:pPr>
+        <w:jc w:val="center"/>
+        <w:spacing w:before="140" w:after="40"/>
+      </w:pPr>
+      <w:r>
+        <w:drawing xmlns:wp="http://schemas.openxmlformats.org/drawingml/2006/wordprocessingDrawing" xmlns:r="http://schemas.openxmlformats.org/officeDocument/2006/relationships" xmlns:a="http://schemas.openxmlformats.org/drawingml/2006/main" xmlns:pic="http://schemas.openxmlformats.org/drawingml/2006/picture">
+          <wp:inline distT="0" distB="0" distL="0" distR="0">
+            <wp:extent cx="5220000" cy="3262500"/>
+            <wp:effectExtent l="0" t="0" r="0" b="0"/>
+            <wp:docPr id="3019" name="image19.png"/>
+            <wp:cNvGraphicFramePr/>
+            <a:graphic>
+              <a:graphicData uri="http://schemas.openxmlformats.org/drawingml/2006/picture">
+                <pic:pic>
+                  <pic:nvPicPr>
+                    <pic:cNvPr id="3019" name="image19.png"/>
+                    <pic:cNvPicPr/>
+                  </pic:nvPicPr>
+                  <pic:blipFill>
+                    <a:blip r:embed="rId29"/>
+                    <a:stretch>
+                      <a:fillRect/>
+                    </a:stretch>
+                  </pic:blipFill>
+                  <pic:spPr>
+                    <a:xfrm>
+                      <a:off x="0" y="0"/>
+                      <a:ext cx="5220000" cy="3262500"/>
+                    </a:xfrm>
+                    <a:prstGeom prst="rect">
+                      <a:avLst/>
+                    </a:prstGeom>
+                  </pic:spPr>
+                </pic:pic>
+              </a:graphicData>
+            </a:graphic>
+          </wp:inline>
+        </w:drawing>
+      </w:r>
+    </w:p>
+    <w:p>
+      <w:pPr>
+        <w:jc w:val="center"/>
+        <w:spacing w:after="40"/>
+      </w:pPr>
+      <w:r>
+        <w:rPr>
+          <w:b/>
+          <w:sz w:val="19"/>
+        </w:rPr>
+        <w:t xml:space="preserve">图9-2  复核台：待研判队列与观察池</w:t>
+      </w:r>
+    </w:p>
+    <w:p>
+      <w:pPr>
+        <w:jc w:val="center"/>
+        <w:spacing w:after="220"/>
+      </w:pPr>
+      <w:r>
+        <w:rPr>
+          <w:sz w:val="18"/>
+          <w:color w:val="595959"/>
+        </w:rPr>
+        <w:t xml:space="preserve">对“系统不认识”的告警一键给结论，结论按编号回流成训练样本。</w:t>
+      </w:r>
+    </w:p>
+    <w:p>
+      <w:pPr>
+        <w:jc w:val="center"/>
+        <w:spacing w:before="140" w:after="40"/>
+      </w:pPr>
+      <w:r>
+        <w:drawing xmlns:wp="http://schemas.openxmlformats.org/drawingml/2006/wordprocessingDrawing" xmlns:r="http://schemas.openxmlformats.org/officeDocument/2006/relationships" xmlns:a="http://schemas.openxmlformats.org/drawingml/2006/main" xmlns:pic="http://schemas.openxmlformats.org/drawingml/2006/picture">
+          <wp:inline distT="0" distB="0" distL="0" distR="0">
+            <wp:extent cx="5220000" cy="10798875"/>
+            <wp:effectExtent l="0" t="0" r="0" b="0"/>
+            <wp:docPr id="3020" name="image20.png"/>
+            <wp:cNvGraphicFramePr/>
+            <a:graphic>
+              <a:graphicData uri="http://schemas.openxmlformats.org/drawingml/2006/picture">
+                <pic:pic>
+                  <pic:nvPicPr>
+                    <pic:cNvPr id="3020" name="image20.png"/>
+                    <pic:cNvPicPr/>
+                  </pic:nvPicPr>
+                  <pic:blipFill>
+                    <a:blip r:embed="rId30"/>
+                    <a:stretch>
+                      <a:fillRect/>
+                    </a:stretch>
+                  </pic:blipFill>
+                  <pic:spPr>
+                    <a:xfrm>
+                      <a:off x="0" y="0"/>
+                      <a:ext cx="5220000" cy="10798875"/>
+                    </a:xfrm>
+                    <a:prstGeom prst="rect">
+                      <a:avLst/>
+                    </a:prstGeom>
+                  </pic:spPr>
+                </pic:pic>
+              </a:graphicData>
+            </a:graphic>
+          </wp:inline>
+        </w:drawing>
+      </w:r>
+    </w:p>
+    <w:p>
+      <w:pPr>
+        <w:jc w:val="center"/>
+        <w:spacing w:after="40"/>
+      </w:pPr>
+      <w:r>
+        <w:rPr>
+          <w:b/>
+          <w:sz w:val="19"/>
+        </w:rPr>
+        <w:t xml:space="preserve">图9-3  评审视图：工作点与可验证性</w:t>
+      </w:r>
+    </w:p>
+    <w:p>
+      <w:pPr>
+        <w:jc w:val="center"/>
+        <w:spacing w:after="220"/>
+      </w:pPr>
+      <w:r>
+        <w:rPr>
+          <w:sz w:val="18"/>
+          <w:color w:val="595959"/>
+        </w:rPr>
+        <w:t xml:space="preserve">工作点选择器（阈值 × 确认窗口数 → 告警量/天、人工工时/天）与对照实验记录。</w:t>
+      </w:r>
+    </w:p>
+    <w:p>
+      <w:pPr>
         <w:spacing w:after="0" w:before="0" w:line="360" w:lineRule="auto"/>
         <w:ind w:firstLineChars="200" w:firstLine="480"/>
         <w:jc w:val="both"/>
@@ -6628,7 +6317,332 @@
           <w:b w:val="0"/>
           <w:sz w:val="24"/>
         </w:rPr>
-        <w:t xml:space="preserve">以下为补充材料：自绘的系统架构与作业流程示意、实验图表、系统界面截图，共 12 张（图13-1 ~ 图13-12）。每张图的数字均可按表8-1 ~ 表8-5 与 results/ 下的对应产物复核；完整性能测试报告见 results/benchmark_latency.md，长稳回放报告见 results/soak_test.md，真机联调报告见 results/ryu_live_check.md。</w:t>
+        <w:t xml:space="preserve">以下为补充实验图表，共 5 张（图13-1 ~ 图13-5）；系统架构与作业流程见正文图6-1、图6-2，系统界面与关键结论见正文图8-1、图8-2、图9-1 ~ 图9-3。每张图的数字均可按表8-1 ~ 表8-5 与 results/ 下的对应产物复核；完整性能测试报告见 results/benchmark_latency.md，长稳回放报告见 results/soak_test.md，真机联调报告见 results/ryu_live_check.md。</w:t>
+      </w:r>
+    </w:p>
+    <w:p>
+      <w:pPr>
+        <w:jc w:val="center"/>
+        <w:spacing w:before="120" w:after="40"/>
+      </w:pPr>
+      <w:r>
+        <w:drawing>
+          <wp:inline distT="0" distB="0" distL="0" distR="0">
+            <wp:extent cx="5220000" cy="2073939"/>
+            <wp:docPr id="1005" name="image4.png"/>
+            <a:graphic xmlns:a="http://schemas.openxmlformats.org/drawingml/2006/main">
+              <a:graphicData uri="http://schemas.openxmlformats.org/drawingml/2006/picture">
+                <pic:pic xmlns:pic="http://schemas.openxmlformats.org/drawingml/2006/picture">
+                  <pic:nvPicPr>
+                    <pic:cNvPr id="1005" name="image4.png"/>
+                    <pic:cNvPicPr/>
+                  </pic:nvPicPr>
+                  <pic:blipFill>
+                    <a:blip r:embed="rId14"/>
+                    <a:stretch>
+                      <a:fillRect/>
+                    </a:stretch>
+                  </pic:blipFill>
+                  <pic:spPr>
+                    <a:xfrm>
+                      <a:off x="0" y="0"/>
+                      <a:ext cx="5220000" cy="2073939"/>
+                    </a:xfrm>
+                    <a:prstGeom prst="rect">
+                      <a:avLst/>
+                    </a:prstGeom>
+                  </pic:spPr>
+                </pic:pic>
+              </a:graphicData>
+            </a:graphic>
+          </wp:inline>
+        </w:drawing>
+      </w:r>
+    </w:p>
+    <w:p>
+      <w:pPr>
+        <w:jc w:val="center"/>
+        <w:spacing w:after="40"/>
+      </w:pPr>
+      <w:r>
+        <w:rPr>
+          <w:b/>
+          <w:sz w:val="19"/>
+        </w:rPr>
+        <w:t xml:space="preserve">图13-1  主模型混淆矩阵（8 类，seed 0）</w:t>
+      </w:r>
+    </w:p>
+    <w:p>
+      <w:pPr>
+        <w:jc w:val="center"/>
+        <w:spacing w:after="200"/>
+      </w:pPr>
+      <w:r>
+        <w:rPr>
+          <w:sz w:val="18"/>
+          <w:color w:val="595959"/>
+        </w:rPr>
+        <w:t xml:space="preserve">对应表8-2 的宏平均 F1 0.9940；逐类识别率见 results/per_class_online.md。</w:t>
+      </w:r>
+    </w:p>
+    <w:p>
+      <w:pPr>
+        <w:jc w:val="center"/>
+        <w:spacing w:before="120" w:after="40"/>
+      </w:pPr>
+      <w:r>
+        <w:drawing>
+          <wp:inline distT="0" distB="0" distL="0" distR="0">
+            <wp:extent cx="5220000" cy="1984540"/>
+            <wp:docPr id="1006" name="image5.png"/>
+            <a:graphic xmlns:a="http://schemas.openxmlformats.org/drawingml/2006/main">
+              <a:graphicData uri="http://schemas.openxmlformats.org/drawingml/2006/picture">
+                <pic:pic xmlns:pic="http://schemas.openxmlformats.org/drawingml/2006/picture">
+                  <pic:nvPicPr>
+                    <pic:cNvPr id="1006" name="image5.png"/>
+                    <pic:cNvPicPr/>
+                  </pic:nvPicPr>
+                  <pic:blipFill>
+                    <a:blip r:embed="rId15"/>
+                    <a:stretch>
+                      <a:fillRect/>
+                    </a:stretch>
+                  </pic:blipFill>
+                  <pic:spPr>
+                    <a:xfrm>
+                      <a:off x="0" y="0"/>
+                      <a:ext cx="5220000" cy="1984540"/>
+                    </a:xfrm>
+                    <a:prstGeom prst="rect">
+                      <a:avLst/>
+                    </a:prstGeom>
+                  </pic:spPr>
+                </pic:pic>
+              </a:graphicData>
+            </a:graphic>
+          </wp:inline>
+        </w:drawing>
+      </w:r>
+    </w:p>
+    <w:p>
+      <w:pPr>
+        <w:jc w:val="center"/>
+        <w:spacing w:after="40"/>
+      </w:pPr>
+      <w:r>
+        <w:rPr>
+          <w:b/>
+          <w:sz w:val="19"/>
+        </w:rPr>
+        <w:t xml:space="preserve">图13-2  多分类 ROC / PR 曲线</w:t>
+      </w:r>
+    </w:p>
+    <w:p>
+      <w:pPr>
+        <w:jc w:val="center"/>
+        <w:spacing w:after="200"/>
+      </w:pPr>
+      <w:r>
+        <w:rPr>
+          <w:sz w:val="18"/>
+          <w:color w:val="595959"/>
+        </w:rPr>
+        <w:t xml:space="preserve">同一工作点下的类间可分性；用于说明“准确率”之外的口径。</w:t>
+      </w:r>
+    </w:p>
+    <w:p>
+      <w:pPr>
+        <w:jc w:val="center"/>
+        <w:spacing w:before="120" w:after="40"/>
+      </w:pPr>
+      <w:r>
+        <w:drawing>
+          <wp:inline distT="0" distB="0" distL="0" distR="0">
+            <wp:extent cx="5220000" cy="2938715"/>
+            <wp:docPr id="1007" name="image6.png"/>
+            <a:graphic xmlns:a="http://schemas.openxmlformats.org/drawingml/2006/main">
+              <a:graphicData uri="http://schemas.openxmlformats.org/drawingml/2006/picture">
+                <pic:pic xmlns:pic="http://schemas.openxmlformats.org/drawingml/2006/picture">
+                  <pic:nvPicPr>
+                    <pic:cNvPr id="1007" name="image6.png"/>
+                    <pic:cNvPicPr/>
+                  </pic:nvPicPr>
+                  <pic:blipFill>
+                    <a:blip r:embed="rId16"/>
+                    <a:stretch>
+                      <a:fillRect/>
+                    </a:stretch>
+                  </pic:blipFill>
+                  <pic:spPr>
+                    <a:xfrm>
+                      <a:off x="0" y="0"/>
+                      <a:ext cx="5220000" cy="2938715"/>
+                    </a:xfrm>
+                    <a:prstGeom prst="rect">
+                      <a:avLst/>
+                    </a:prstGeom>
+                  </pic:spPr>
+                </pic:pic>
+              </a:graphicData>
+            </a:graphic>
+          </wp:inline>
+        </w:drawing>
+      </w:r>
+    </w:p>
+    <w:p>
+      <w:pPr>
+        <w:jc w:val="center"/>
+        <w:spacing w:after="40"/>
+      </w:pPr>
+      <w:r>
+        <w:rPr>
+          <w:b/>
+          <w:sz w:val="19"/>
+        </w:rPr>
+        <w:t xml:space="preserve">图13-3  在线告警时间线（片段召回与检测时延）</w:t>
+      </w:r>
+    </w:p>
+    <w:p>
+      <w:pPr>
+        <w:jc w:val="center"/>
+        <w:spacing w:after="200"/>
+      </w:pPr>
+      <w:r>
+        <w:rPr>
+          <w:sz w:val="18"/>
+          <w:color w:val="595959"/>
+        </w:rPr>
+        <w:t xml:space="preserve">告警级口径：连续确认下的片段召回与每段检测时延，对应表8-2 的片段召回 100%。</w:t>
+      </w:r>
+    </w:p>
+    <w:p>
+      <w:pPr>
+        <w:jc w:val="center"/>
+        <w:spacing w:before="120" w:after="40"/>
+      </w:pPr>
+      <w:r>
+        <w:drawing>
+          <wp:inline distT="0" distB="0" distL="0" distR="0">
+            <wp:extent cx="5220000" cy="1954520"/>
+            <wp:docPr id="1009" name="image8.png"/>
+            <a:graphic xmlns:a="http://schemas.openxmlformats.org/drawingml/2006/main">
+              <a:graphicData uri="http://schemas.openxmlformats.org/drawingml/2006/picture">
+                <pic:pic xmlns:pic="http://schemas.openxmlformats.org/drawingml/2006/picture">
+                  <pic:nvPicPr>
+                    <pic:cNvPr id="1009" name="image8.png"/>
+                    <pic:cNvPicPr/>
+                  </pic:nvPicPr>
+                  <pic:blipFill>
+                    <a:blip r:embed="rId18"/>
+                    <a:stretch>
+                      <a:fillRect/>
+                    </a:stretch>
+                  </pic:blipFill>
+                  <pic:spPr>
+                    <a:xfrm>
+                      <a:off x="0" y="0"/>
+                      <a:ext cx="5220000" cy="1954520"/>
+                    </a:xfrm>
+                    <a:prstGeom prst="rect">
+                      <a:avLst/>
+                    </a:prstGeom>
+                  </pic:spPr>
+                </pic:pic>
+              </a:graphicData>
+            </a:graphic>
+          </wp:inline>
+        </w:drawing>
+      </w:r>
+    </w:p>
+    <w:p>
+      <w:pPr>
+        <w:jc w:val="center"/>
+        <w:spacing w:after="40"/>
+      </w:pPr>
+      <w:r>
+        <w:rPr>
+          <w:b/>
+          <w:sz w:val="19"/>
+        </w:rPr>
+        <w:t xml:space="preserve">图13-4  窗口长度消融（部署级结论）</w:t>
+      </w:r>
+    </w:p>
+    <w:p>
+      <w:pPr>
+        <w:jc w:val="center"/>
+        <w:spacing w:after="200"/>
+      </w:pPr>
+      <w:r>
+        <w:rPr>
+          <w:sz w:val="18"/>
+          <w:color w:val="595959"/>
+        </w:rPr>
+        <w:t xml:space="preserve">T=16 → 32：误报由 28.31 次/小时降至 0.11 次/小时，代价是约 26 ms 额外时延。</w:t>
+      </w:r>
+    </w:p>
+    <w:p>
+      <w:pPr>
+        <w:jc w:val="center"/>
+        <w:spacing w:before="120" w:after="40"/>
+      </w:pPr>
+      <w:r>
+        <w:drawing>
+          <wp:inline distT="0" distB="0" distL="0" distR="0">
+            <wp:extent cx="5220000" cy="1821424"/>
+            <wp:docPr id="1010" name="image9.png"/>
+            <a:graphic xmlns:a="http://schemas.openxmlformats.org/drawingml/2006/main">
+              <a:graphicData uri="http://schemas.openxmlformats.org/drawingml/2006/picture">
+                <pic:pic xmlns:pic="http://schemas.openxmlformats.org/drawingml/2006/picture">
+                  <pic:nvPicPr>
+                    <pic:cNvPr id="1010" name="image9.png"/>
+                    <pic:cNvPicPr/>
+                  </pic:nvPicPr>
+                  <pic:blipFill>
+                    <a:blip r:embed="rId19"/>
+                    <a:stretch>
+                      <a:fillRect/>
+                    </a:stretch>
+                  </pic:blipFill>
+                  <pic:spPr>
+                    <a:xfrm>
+                      <a:off x="0" y="0"/>
+                      <a:ext cx="5220000" cy="1821424"/>
+                    </a:xfrm>
+                    <a:prstGeom prst="rect">
+                      <a:avLst/>
+                    </a:prstGeom>
+                  </pic:spPr>
+                </pic:pic>
+              </a:graphicData>
+            </a:graphic>
+          </wp:inline>
+        </w:drawing>
+      </w:r>
+    </w:p>
+    <w:p>
+      <w:pPr>
+        <w:jc w:val="center"/>
+        <w:spacing w:after="40"/>
+      </w:pPr>
+      <w:r>
+        <w:rPr>
+          <w:b/>
+          <w:sz w:val="19"/>
+        </w:rPr>
+        <w:t xml:space="preserve">图13-5  对抗鲁棒性与缓解效果</w:t>
+      </w:r>
+    </w:p>
+    <w:p>
+      <w:pPr>
+        <w:jc w:val="center"/>
+        <w:spacing w:after="200"/>
+      </w:pPr>
+      <w:r>
+        <w:rPr>
+          <w:sz w:val="18"/>
+          <w:color w:val="595959"/>
+        </w:rPr>
+        <w:t xml:space="preserve">白盒 L∞ 定向扰动使逃逸率升至 73%；对抗训练收益 +0.1237、干净精度代价 −0.0069。</w:t>
       </w:r>
     </w:p>
     <w:sectPr>
